--- a/briefings/线口监测午报-2026-08-14.docx
+++ b/briefings/线口监测午报-2026-08-14.docx
@@ -22,7 +22,7 @@
           <w:color w:val="888888"/>
           <w:sz w:val="18"/>
         </w:rPr>
-        <w:t>监测窗口:近48小时 | 生成时间:2026-08-14 13:50</w:t>
+        <w:t>监测窗口:近48小时 | 生成时间:2026-08-14 14:05</w:t>
       </w:r>
     </w:p>
     <w:p>
@@ -50,18 +50,9 @@
       <w:r>
         <w:rPr>
           <w:rFonts w:ascii="Times New Roman" w:hAnsi="Times New Roman" w:eastAsia="宋体"/>
-          <w:b/>
-          <w:color w:val="41D87E"/>
           <w:sz w:val="21"/>
         </w:rPr>
-        <w:t>【本地】</w:t>
-      </w:r>
-      <w:r>
-        <w:rPr>
-          <w:rFonts w:ascii="Times New Roman" w:hAnsi="Times New Roman" w:eastAsia="宋体"/>
-          <w:sz w:val="21"/>
-        </w:rPr>
-        <w:t>工信部点名表扬 vivo 小米 OPPO 应用商店、应用宝，批评百度、微博、钉钉等人工客服电话未能接通——工信部二季度通报中，点名肯定vivo、小米、OPPO应用商店及腾讯应用宝的客服响应质量，同时批评百度、微博、钉钉等平台人工客服失联问题，凸显数字服务可及性监管升级。(IT之家)</w:t>
+        <w:t>消息称苹果专门针对中国市场训练了一款 AI 模型，由阿里提供支持——路透社援引知情人士称，苹果首次为中国市场独立训练大语言模型，放弃依赖第三方方案，转而与阿里巴巴深度合作。此举标志国际巨头本土化AI战略升级，或倒逼国内模型厂商加速垂直优化。(IT之家)</w:t>
       </w:r>
     </w:p>
     <w:p>
@@ -78,7 +69,7 @@
           <w:rFonts w:ascii="Times New Roman" w:hAnsi="Times New Roman" w:eastAsia="宋体"/>
           <w:sz w:val="21"/>
         </w:rPr>
-        <w:t>中国首款舱驾融合整车智能体芯片：地平线星空获头部新能源车企定点——地平线宣布其自研芯片‘星空’成为国内头部新能源车企全新车型平台供应商，实现舱驾融合架构落地，标志着国产车规级AI芯片从功能模块迈向整车智能体核心中枢的重大突破。(IT之家)</w:t>
+        <w:t>中国首款舱驾融合整车智能体芯片：地平线星空获头部新能源车企定点——地平线宣布其自研「星空」芯片获国内头部新能源车企定点，将用于全新车型平台的高端AI座舱方案，系国内首款实现舱驾融合的整车智能体芯片，推动智能汽车从功能叠加迈向系统级协同。(IT之家)</w:t>
       </w:r>
     </w:p>
     <w:p>
@@ -95,7 +86,7 @@
           <w:rFonts w:ascii="Times New Roman" w:hAnsi="Times New Roman" w:eastAsia="宋体"/>
           <w:sz w:val="21"/>
         </w:rPr>
-        <w:t>东方甄选：发现大量异常仅退款订单，犯罪嫌疑人已被采取刑事强制措施——东方甄选披露遭黑灰产团伙利用‘仅退款’规则实施规模化诈骗，涉案金额较大；警方已立案并刑拘嫌疑人。事件暴露电商平台风控体系在新消费模式下的薄弱环节，引发行业合规升级讨论。(IT之家)</w:t>
+        <w:t>东方甄选：发现大量异常仅退款订单，犯罪嫌疑人已被采取刑事强制措施——东方甄选披露侦破一起黑灰产团伙利用平台规则漏洞实施‘薅羊毛式’仅退款诈骗案，涉案金额较大，嫌疑人已被刑拘。事件暴露直播电商风控体系新挑战，引发行业合规升级讨论。(IT之家)</w:t>
       </w:r>
     </w:p>
     <w:p>
@@ -121,7 +112,7 @@
           <w:color w:val="41D87E"/>
           <w:sz w:val="24"/>
         </w:rPr>
-        <w:t>【A级·线索|本地】</w:t>
+        <w:t>【A级·线索】</w:t>
       </w:r>
       <w:r>
         <w:rPr>
@@ -130,7 +121,7 @@
           <w:color w:val="41D87E"/>
           <w:sz w:val="24"/>
         </w:rPr>
-        <w:t>工信部点名表扬 vivo 小米 OPPO 应用商店、应用宝，批评百度、微博、钉钉等人工客服电话未能接通</w:t>
+        <w:t>消息称苹果专门针对中国市场训练了一款 AI 模型，由阿里提供支持</w:t>
       </w:r>
     </w:p>
     <w:p>
@@ -140,12 +131,12 @@
           <w:color w:val="888888"/>
           <w:sz w:val="18"/>
         </w:rPr>
-        <w:t>来源:IT之家 | 时间:08-14 11:34</w:t>
+        <w:t>来源:IT之家 | 时间:08-14 12:39</w:t>
       </w:r>
     </w:p>
     <w:p>
       <w:r>
-        <w:t>工信部二季度通报中，点名肯定vivo、小米、OPPO应用商店及腾讯应用宝的客服响应质量，同时批评百度、微博、钉钉等平台人工客服失联问题，凸显数字服务可及性监管升级。</w:t>
+        <w:t>路透社援引知情人士称，苹果首次为中国市场独立训练大语言模型，放弃依赖第三方方案，转而与阿里巴巴深度合作。此举标志国际巨头本土化AI战略升级，或倒逼国内模型厂商加速垂直优化。</w:t>
       </w:r>
     </w:p>
     <w:p>
@@ -155,7 +146,7 @@
           <w:i/>
           <w:sz w:val="21"/>
         </w:rPr>
-        <w:t>角度建议:需立即采访广东省通信管理局，核查通报中涉及的粤企（如OPPO东莞总部、vivo深圳总部）整改进展，并调研广州用户对APP客服的实际投诉量变化</w:t>
+        <w:t>角度建议:需紧急核实阿里云广州AI创新中心是否参与联合研发，并采访粤港澳大湾区AI芯片企业（如寒武纪广州团队）对生态适配的影响</w:t>
       </w:r>
     </w:p>
     <w:p>
@@ -172,7 +163,7 @@
             <w:color w:val="0563C1"/>
             <w:u w:val="single"/>
           </w:rPr>
-          <w:t>工信部点名表扬 vivo 小米 OPPO 应用商店、应用宝，批评百度、微博、钉钉等人工客服电话未能接通</w:t>
+          <w:t>消息称苹果专门针对中国市场训练了一款 AI 模型，由阿里提供支持</w:t>
         </w:r>
       </w:hyperlink>
     </w:p>
@@ -209,7 +200,7 @@
     </w:p>
     <w:p>
       <w:r>
-        <w:t>智谱今日发布GLM-5.3开源大模型，聚焦编程能力跃升，相较GLM-5.2在长程任务、环境多样性及后训练时长上显著优化，综合性能提升50%，为国产开源模型技术迭代提供关键实证。</w:t>
+        <w:t>智谱今日发布GLM-5.3开源大模型，聚焦编程能力跃升，相较前代提升50%，通过后训练Scaling显著增强长程任务处理与环境多样性适配能力，为国产AI开发工具链提供关键基础设施支撑。</w:t>
       </w:r>
     </w:p>
     <w:p>
@@ -219,7 +210,7 @@
           <w:i/>
           <w:sz w:val="21"/>
         </w:rPr>
-        <w:t>角度建议:可联动广州人工智能公共算力中心、琶洲实验室等本地AI生态，采访中山大学NLP团队解读其对粤港澳大湾区开发者社区的实际赋能价值</w:t>
+        <w:t>角度建议:可联动广州人工智能公共算力中心、琶洲算法产业带企业，调研本地开发者对GLM系列的实际采用率与落地场景</w:t>
       </w:r>
     </w:p>
     <w:p>
@@ -258,134 +249,6 @@
           <w:b/>
           <w:sz w:val="24"/>
         </w:rPr>
-        <w:t>消息称苹果专门针对中国市场训练了一款 AI 模型，由阿里提供支持</w:t>
-      </w:r>
-    </w:p>
-    <w:p>
-      <w:r>
-        <w:rPr>
-          <w:rFonts w:ascii="Times New Roman" w:hAnsi="Times New Roman" w:eastAsia="宋体"/>
-          <w:color w:val="888888"/>
-          <w:sz w:val="18"/>
-        </w:rPr>
-        <w:t>来源:IT之家 | 时间:08-14 12:39</w:t>
-      </w:r>
-    </w:p>
-    <w:p>
-      <w:r>
-        <w:t>路透社援引知情人士称，苹果改变此前依赖第三方模型策略，与中国阿里巴巴合作开发专为中国市场定制的大语言模型，凸显国际科技巨头对本土化AI能力的战略重视。</w:t>
-      </w:r>
-    </w:p>
-    <w:p>
-      <w:r>
-        <w:rPr>
-          <w:rFonts w:ascii="Times New Roman" w:hAnsi="Times New Roman" w:eastAsia="宋体"/>
-          <w:i/>
-          <w:sz w:val="21"/>
-        </w:rPr>
-        <w:t>角度建议:可联系阿里云广州研发中心及苹果广州分公司，探究该模型是否接入微信、支付宝等大湾区高频应用生态</w:t>
-      </w:r>
-    </w:p>
-    <w:p>
-      <w:r>
-        <w:rPr>
-          <w:rFonts w:ascii="Times New Roman" w:hAnsi="Times New Roman" w:eastAsia="宋体"/>
-          <w:sz w:val="18"/>
-        </w:rPr>
-        <w:t>链接:</w:t>
-      </w:r>
-      <w:hyperlink r:id="rId11">
-        <w:r>
-          <w:rPr>
-            <w:color w:val="0563C1"/>
-            <w:u w:val="single"/>
-          </w:rPr>
-          <w:t>消息称苹果专门针对中国市场训练了一款 AI 模型，由阿里提供支持</w:t>
-        </w:r>
-      </w:hyperlink>
-    </w:p>
-    <w:p>
-      <w:pPr>
-        <w:pStyle w:val="Heading3"/>
-      </w:pPr>
-      <w:r>
-        <w:rPr>
-          <w:rFonts w:ascii="Times New Roman" w:hAnsi="Times New Roman" w:eastAsia="黑体"/>
-          <w:b/>
-          <w:sz w:val="24"/>
-        </w:rPr>
-        <w:t>【B级·关注】</w:t>
-      </w:r>
-      <w:r>
-        <w:rPr>
-          <w:rFonts w:ascii="Times New Roman" w:hAnsi="Times New Roman" w:eastAsia="黑体"/>
-          <w:b/>
-          <w:sz w:val="24"/>
-        </w:rPr>
-        <w:t>DeepSeek Harness developer preview</w:t>
-      </w:r>
-    </w:p>
-    <w:p>
-      <w:r>
-        <w:rPr>
-          <w:rFonts w:ascii="Times New Roman" w:hAnsi="Times New Roman" w:eastAsia="宋体"/>
-          <w:color w:val="888888"/>
-          <w:sz w:val="18"/>
-        </w:rPr>
-        <w:t>来源:Hacker News | 时间:08-13 20:58</w:t>
-      </w:r>
-    </w:p>
-    <w:p>
-      <w:r>
-        <w:t>深度求索（DeepSeek）发布Harness开发者预览版，提供模型微调、推理优化与私有部署工具链，降低大模型二次开发门槛，助力中小企业快速构建垂直领域AI应用。</w:t>
-      </w:r>
-    </w:p>
-    <w:p>
-      <w:r>
-        <w:rPr>
-          <w:rFonts w:ascii="Times New Roman" w:hAnsi="Times New Roman" w:eastAsia="宋体"/>
-          <w:i/>
-          <w:sz w:val="21"/>
-        </w:rPr>
-        <w:t>角度建议:可对接广州人工智能产业联盟，了解本地企业对开源模型工具链的实际采购与适配需求</w:t>
-      </w:r>
-    </w:p>
-    <w:p>
-      <w:r>
-        <w:rPr>
-          <w:rFonts w:ascii="Times New Roman" w:hAnsi="Times New Roman" w:eastAsia="宋体"/>
-          <w:sz w:val="18"/>
-        </w:rPr>
-        <w:t>链接:</w:t>
-      </w:r>
-      <w:hyperlink r:id="rId12">
-        <w:r>
-          <w:rPr>
-            <w:color w:val="0563C1"/>
-            <w:u w:val="single"/>
-          </w:rPr>
-          <w:t>DeepSeek Harness developer preview</w:t>
-        </w:r>
-      </w:hyperlink>
-    </w:p>
-    <w:p>
-      <w:pPr>
-        <w:pStyle w:val="Heading3"/>
-      </w:pPr>
-      <w:r>
-        <w:rPr>
-          <w:rFonts w:ascii="Times New Roman" w:hAnsi="Times New Roman" w:eastAsia="黑体"/>
-          <w:b/>
-          <w:sz w:val="24"/>
-        </w:rPr>
-        <w:t>【B级·关注】</w:t>
-      </w:r>
-      <w:r>
-        <w:rPr>
-          <w:rFonts w:ascii="Times New Roman" w:hAnsi="Times New Roman" w:eastAsia="黑体"/>
-          <w:b/>
-          <w:sz w:val="24"/>
-        </w:rPr>
         <w:t>荣耀和抖音成立基础体验联合实验室，围绕智慧互联、AI 创新等领域合作</w:t>
       </w:r>
     </w:p>
@@ -401,7 +264,7 @@
     </w:p>
     <w:p>
       <w:r>
-        <w:t>荣耀与抖音共建联合实验室，聚焦AI驱动的跨设备交互体验，包括多端协同、意图识别与个性化推荐，旨在打通手机、平板、IoT设备与内容平台的数据与服务壁垒。</w:t>
+        <w:t>荣耀与抖音共建基础体验联合实验室，聚焦AI创新与智慧互联。双方在OS底层、多端协同及AIGC内容分发层面深化合作，有望催生‘手机+短视频+AI’的新一代用户交互范式。</w:t>
       </w:r>
     </w:p>
     <w:p>
@@ -411,7 +274,7 @@
           <w:i/>
           <w:sz w:val="21"/>
         </w:rPr>
-        <w:t>角度建议:建议探访广州黄埔荣耀研发中心，了解其Magic UI与抖音极速版在粤语语音识别、广府文化内容推荐上的联合优化进展</w:t>
+        <w:t>角度建议:应核查荣耀广州研发中心是否参与实验室建设，并调研抖音本地生活服务商（如广州趣丸）在粤方言AI识别上的合作需求</w:t>
       </w:r>
     </w:p>
     <w:p>
@@ -422,7 +285,7 @@
         </w:rPr>
         <w:t>链接:</w:t>
       </w:r>
-      <w:hyperlink r:id="rId13">
+      <w:hyperlink r:id="rId11">
         <w:r>
           <w:rPr>
             <w:color w:val="0563C1"/>
@@ -467,7 +330,7 @@
     </w:p>
     <w:p>
       <w:r>
-        <w:t>贾樟柯新片《敦煌妈妈》完成国家电影局备案，讲述西北独居女性借助AI技术突破物理与心理隔阂、完成横跨中国的旅程，以人文视角呈现AI对边缘群体生活重构的现实主义表达。</w:t>
+        <w:t>贾樟柯新片《敦煌妈妈》获国家电影局备案，讲述独居母亲借助AI技术排解孤独、规划横穿中国旅程的故事。影片将AI作为人文关怀载体，折射技术普惠与老龄化社会的深层互动。</w:t>
       </w:r>
     </w:p>
     <w:p>
@@ -478,7 +341,7 @@
         </w:rPr>
         <w:t>链接:</w:t>
       </w:r>
-      <w:hyperlink r:id="rId14">
+      <w:hyperlink r:id="rId12">
         <w:r>
           <w:rPr>
             <w:color w:val="0563C1"/>
@@ -508,7 +371,7 @@
           <w:color w:val="888888"/>
           <w:sz w:val="24"/>
         </w:rPr>
-        <w:t>谷歌 Gboard 输入法转录 Rambler 功能将支持学习用户口语词汇</w:t>
+        <w:t>谷歌 DeepMind 团队不再追逐前沿模型研发工作，或迎大规模裁员</w:t>
       </w:r>
     </w:p>
     <w:p>
@@ -518,12 +381,12 @@
           <w:color w:val="888888"/>
           <w:sz w:val="18"/>
         </w:rPr>
-        <w:t>来源:IT之家 | 时间:08-14 10:24</w:t>
+        <w:t>来源:IT之家 | 时间:08-14 11:17</w:t>
       </w:r>
     </w:p>
     <w:p>
       <w:r>
-        <w:t>谷歌Gboard输入法Beta版曝光Rambler语音转录新特性，可动态学习用户个性化口语词库，提升方言、专业术语识别准确率，体现AI输入法从通用模型向个体适配演进趋势。</w:t>
+        <w:t>报道称谷歌DeepMind转向聚焦性价比更高的Flash级别模型，停止盲目追逐参数竞赛。此举预示全球AI研发进入理性务实阶段，资源向工程化、商业化与垂直场景倾斜。</w:t>
       </w:r>
     </w:p>
     <w:p>
@@ -534,13 +397,13 @@
         </w:rPr>
         <w:t>链接:</w:t>
       </w:r>
-      <w:hyperlink r:id="rId15">
+      <w:hyperlink r:id="rId13">
         <w:r>
           <w:rPr>
             <w:color w:val="0563C1"/>
             <w:u w:val="single"/>
           </w:rPr>
-          <w:t>谷歌 Gboard 输入法转录 Rambler 功能将支持学习用户口语词汇</w:t>
+          <w:t>谷歌 DeepMind 团队不再追逐前沿模型研发工作，或迎大规模裁员</w:t>
         </w:r>
       </w:hyperlink>
     </w:p>
@@ -579,7 +442,7 @@
     </w:p>
     <w:p>
       <w:r>
-        <w:t>字节跳动旗下豆包输入法iOS版升级至1.5.0，新增账号体系与词库云同步功能，强化跨设备一致性体验；此举意在构建以输入法为入口的AI服务生态，与文生图、语音助手形成协同。</w:t>
+        <w:t>字节跳动豆包输入法iOS版升级至1.5.0，新增账号体系与词库云端同步功能，强化跨设备一致性体验。作为大模型终端入口，此举凸显AI输入法从工具向个人知识中枢演进趋势。</w:t>
       </w:r>
     </w:p>
     <w:p>
@@ -590,69 +453,13 @@
         </w:rPr>
         <w:t>链接:</w:t>
       </w:r>
-      <w:hyperlink r:id="rId16">
+      <w:hyperlink r:id="rId14">
         <w:r>
           <w:rPr>
             <w:color w:val="0563C1"/>
             <w:u w:val="single"/>
           </w:rPr>
           <w:t>豆包输入法 iOS 版 1.5.0 新增账号登录，词库定时云端同步</w:t>
-        </w:r>
-      </w:hyperlink>
-    </w:p>
-    <w:p>
-      <w:pPr>
-        <w:pStyle w:val="Heading3"/>
-      </w:pPr>
-      <w:r>
-        <w:rPr>
-          <w:rFonts w:ascii="Times New Roman" w:hAnsi="Times New Roman" w:eastAsia="黑体"/>
-          <w:b w:val="0"/>
-          <w:color w:val="888888"/>
-          <w:sz w:val="24"/>
-        </w:rPr>
-        <w:t>【C级·参考】</w:t>
-      </w:r>
-      <w:r>
-        <w:rPr>
-          <w:rFonts w:ascii="Times New Roman" w:hAnsi="Times New Roman" w:eastAsia="黑体"/>
-          <w:b w:val="0"/>
-          <w:color w:val="888888"/>
-          <w:sz w:val="24"/>
-        </w:rPr>
-        <w:t>Omdia：苹果 iPhone 用户在微短剧上的消费比安卓用户高出 40%</w:t>
-      </w:r>
-    </w:p>
-    <w:p>
-      <w:r>
-        <w:rPr>
-          <w:rFonts w:ascii="Times New Roman" w:hAnsi="Times New Roman" w:eastAsia="宋体"/>
-          <w:color w:val="888888"/>
-          <w:sz w:val="18"/>
-        </w:rPr>
-        <w:t>来源:IT之家 | 时间:08-14 10:39</w:t>
-      </w:r>
-    </w:p>
-    <w:p>
-      <w:r>
-        <w:t>Omdia研究显示iPhone用户微短剧付费意愿显著高于安卓用户，达40%差距，折射高端硬件用户对内容付费接受度更高，也倒逼内容平台优化iOS端支付体验与分发算法。</w:t>
-      </w:r>
-    </w:p>
-    <w:p>
-      <w:r>
-        <w:rPr>
-          <w:rFonts w:ascii="Times New Roman" w:hAnsi="Times New Roman" w:eastAsia="宋体"/>
-          <w:sz w:val="18"/>
-        </w:rPr>
-        <w:t>链接:</w:t>
-      </w:r>
-      <w:hyperlink r:id="rId17">
-        <w:r>
-          <w:rPr>
-            <w:color w:val="0563C1"/>
-            <w:u w:val="single"/>
-          </w:rPr>
-          <w:t>Omdia：苹果 iPhone 用户在微短剧上的消费比安卓用户高出 40%</w:t>
         </w:r>
       </w:hyperlink>
     </w:p>
@@ -691,7 +498,7 @@
     </w:p>
     <w:p>
       <w:r>
-        <w:t>微软WP手机工程机（代号Raven）上手视频流出，该设备开发于2013–2014年，属历史考古类线索，无当前技术或商业价值，但引发对移动OS生态兴衰的怀旧式讨论。</w:t>
+        <w:t>微软WP手机工程机（代号Raven）上手视频曝光，该机开发于2013–2014年，属历史遗存项目。虽无商业价值，但引发对移动操作系统生态闭环与国产替代路径的技术史反思。</w:t>
       </w:r>
     </w:p>
     <w:p>
@@ -702,69 +509,13 @@
         </w:rPr>
         <w:t>链接:</w:t>
       </w:r>
-      <w:hyperlink r:id="rId18">
+      <w:hyperlink r:id="rId15">
         <w:r>
           <w:rPr>
             <w:color w:val="0563C1"/>
             <w:u w:val="single"/>
           </w:rPr>
           <w:t>微软品牌 Windows Phone 手机工程机上手视频曝光</w:t>
-        </w:r>
-      </w:hyperlink>
-    </w:p>
-    <w:p>
-      <w:pPr>
-        <w:pStyle w:val="Heading3"/>
-      </w:pPr>
-      <w:r>
-        <w:rPr>
-          <w:rFonts w:ascii="Times New Roman" w:hAnsi="Times New Roman" w:eastAsia="黑体"/>
-          <w:b w:val="0"/>
-          <w:color w:val="888888"/>
-          <w:sz w:val="24"/>
-        </w:rPr>
-        <w:t>【C级·参考】</w:t>
-      </w:r>
-      <w:r>
-        <w:rPr>
-          <w:rFonts w:ascii="Times New Roman" w:hAnsi="Times New Roman" w:eastAsia="黑体"/>
-          <w:b w:val="0"/>
-          <w:color w:val="888888"/>
-          <w:sz w:val="24"/>
-        </w:rPr>
-        <w:t>消息称谷歌 DeepMind 团队不再追逐前沿模型研发工作，或迎大规模裁员</w:t>
-      </w:r>
-    </w:p>
-    <w:p>
-      <w:r>
-        <w:rPr>
-          <w:rFonts w:ascii="Times New Roman" w:hAnsi="Times New Roman" w:eastAsia="宋体"/>
-          <w:color w:val="888888"/>
-          <w:sz w:val="18"/>
-        </w:rPr>
-        <w:t>来源:IT之家 | 时间:08-14 11:17</w:t>
-      </w:r>
-    </w:p>
-    <w:p>
-      <w:r>
-        <w:t>外媒报道称谷歌DeepMind战略转向，放弃盲目追求参数规模，聚焦Flash级别高性价比模型研发，或将伴随组织收缩；反映全球AI竞赛从‘军备竞赛’进入‘效能优先’新阶段。</w:t>
-      </w:r>
-    </w:p>
-    <w:p>
-      <w:r>
-        <w:rPr>
-          <w:rFonts w:ascii="Times New Roman" w:hAnsi="Times New Roman" w:eastAsia="宋体"/>
-          <w:sz w:val="18"/>
-        </w:rPr>
-        <w:t>链接:</w:t>
-      </w:r>
-      <w:hyperlink r:id="rId19">
-        <w:r>
-          <w:rPr>
-            <w:color w:val="0563C1"/>
-            <w:u w:val="single"/>
-          </w:rPr>
-          <w:t>消息称谷歌 DeepMind 团队不再追逐前沿模型研发工作，或迎大规模裁员</w:t>
         </w:r>
       </w:hyperlink>
     </w:p>
@@ -803,7 +554,7 @@
     </w:p>
     <w:p>
       <w:r>
-        <w:t>OpenAI发布的实证研究报告，基于企业级ChatGPT使用数据，揭示金融、法律、教育等行业AI落地路径：高频用于文档摘要、会议纪要生成与客户邮件初稿，而非替代核心决策。</w:t>
+        <w:t>OpenAI发布的实证研究报告显示，企业AI应用集中于客服自动化、文档摘要与代码辅助三大场景，73%用户反馈提升员工专注力。报告揭示AI落地从‘炫技’转向‘提效’的本质迁移。</w:t>
       </w:r>
     </w:p>
     <w:p>
@@ -814,13 +565,69 @@
         </w:rPr>
         <w:t>链接:</w:t>
       </w:r>
-      <w:hyperlink r:id="rId20">
+      <w:hyperlink r:id="rId16">
         <w:r>
           <w:rPr>
             <w:color w:val="0563C1"/>
             <w:u w:val="single"/>
           </w:rPr>
           <w:t>How Organizations Use AI: Evidence from ChatGPT [pdf]</w:t>
+        </w:r>
+      </w:hyperlink>
+    </w:p>
+    <w:p>
+      <w:pPr>
+        <w:pStyle w:val="Heading3"/>
+      </w:pPr>
+      <w:r>
+        <w:rPr>
+          <w:rFonts w:ascii="Times New Roman" w:hAnsi="Times New Roman" w:eastAsia="黑体"/>
+          <w:b w:val="0"/>
+          <w:color w:val="888888"/>
+          <w:sz w:val="24"/>
+        </w:rPr>
+        <w:t>【C级·参考】</w:t>
+      </w:r>
+      <w:r>
+        <w:rPr>
+          <w:rFonts w:ascii="Times New Roman" w:hAnsi="Times New Roman" w:eastAsia="黑体"/>
+          <w:b w:val="0"/>
+          <w:color w:val="888888"/>
+          <w:sz w:val="24"/>
+        </w:rPr>
+        <w:t>DeepSeek Harness developer preview</w:t>
+      </w:r>
+    </w:p>
+    <w:p>
+      <w:r>
+        <w:rPr>
+          <w:rFonts w:ascii="Times New Roman" w:hAnsi="Times New Roman" w:eastAsia="宋体"/>
+          <w:color w:val="888888"/>
+          <w:sz w:val="18"/>
+        </w:rPr>
+        <w:t>来源:Hacker News | 时间:08-13 20:58</w:t>
+      </w:r>
+    </w:p>
+    <w:p>
+      <w:r>
+        <w:t>深度求索（DeepSeek）发布Harness开发者预览版，提供模型微调、推理优化与私有化部署一体化工具链。该平台降低大模型应用门槛，助力中小企业快速构建垂直领域AI解决方案。</w:t>
+      </w:r>
+    </w:p>
+    <w:p>
+      <w:r>
+        <w:rPr>
+          <w:rFonts w:ascii="Times New Roman" w:hAnsi="Times New Roman" w:eastAsia="宋体"/>
+          <w:sz w:val="18"/>
+        </w:rPr>
+        <w:t>链接:</w:t>
+      </w:r>
+      <w:hyperlink r:id="rId17">
+        <w:r>
+          <w:rPr>
+            <w:color w:val="0563C1"/>
+            <w:u w:val="single"/>
+          </w:rPr>
+          <w:t>DeepSeek Harness developer preview</w:t>
         </w:r>
       </w:hyperlink>
     </w:p>
@@ -859,7 +666,7 @@
     </w:p>
     <w:p>
       <w:r>
-        <w:t>技术博客实测同一提示词在11个主流AI模型上的输出差异，直观展现模型幻觉、风格偏好与事实准确性分化，为开发者选型提供实用基准，具教学参考价值。</w:t>
+        <w:t>技术博客实测同一提示词在11个主流AI模型输出差异显著，揭示模型幻觉、偏好偏移与领域适配度问题。结果警示企业选型需结合具体任务而非单纯追求参数或榜单排名。</w:t>
       </w:r>
     </w:p>
     <w:p>
@@ -870,7 +677,7 @@
         </w:rPr>
         <w:t>链接:</w:t>
       </w:r>
-      <w:hyperlink r:id="rId21">
+      <w:hyperlink r:id="rId18">
         <w:r>
           <w:rPr>
             <w:color w:val="0563C1"/>
@@ -915,7 +722,7 @@
     </w:p>
     <w:p>
       <w:r>
-        <w:t>Cerebras联合OpenAI发布GPT-5.6 Sol超高速推理方案，宣称在特定芯片上实现毫秒级响应，但属未证实技术预告，缺乏第三方验证与商用时间表，暂归背景参考。</w:t>
+        <w:t>Cerebras发布GPT-5.6 Sol Ultrafast加速方案，宣称推理速度提升3倍。该技术基于其Wafer Scale Engine芯片，凸显专用AI硬件对大模型落地的底层支撑价值，但尚未公布商用节点。</w:t>
       </w:r>
     </w:p>
     <w:p>
@@ -926,7 +733,7 @@
         </w:rPr>
         <w:t>链接:</w:t>
       </w:r>
-      <w:hyperlink r:id="rId22">
+      <w:hyperlink r:id="rId19">
         <w:r>
           <w:rPr>
             <w:color w:val="0563C1"/>
@@ -971,7 +778,7 @@
     </w:p>
     <w:p>
       <w:r>
-        <w:t>个人开发者博客记录家用AI硬件DIY过程，用二手GPU、树莓派等组装本地LLM服务器，体现AI平民化趋势，但技术深度有限，属兴趣向科普素材。</w:t>
+        <w:t>开发者分享家用AI集群搭建实践：利用二手服务器、旧显卡与开源框架构建低成本推理平台。案例体现AI平民化趋势，也折射中小企业与个人开发者对算力普惠的迫切需求。</w:t>
       </w:r>
     </w:p>
     <w:p>
@@ -982,13 +789,69 @@
         </w:rPr>
         <w:t>链接:</w:t>
       </w:r>
-      <w:hyperlink r:id="rId23">
+      <w:hyperlink r:id="rId20">
         <w:r>
           <w:rPr>
             <w:color w:val="0563C1"/>
             <w:u w:val="single"/>
           </w:rPr>
           <w:t>AI At Home Part 1: A Box Of Scraps</w:t>
+        </w:r>
+      </w:hyperlink>
+    </w:p>
+    <w:p>
+      <w:pPr>
+        <w:pStyle w:val="Heading3"/>
+      </w:pPr>
+      <w:r>
+        <w:rPr>
+          <w:rFonts w:ascii="Times New Roman" w:hAnsi="Times New Roman" w:eastAsia="黑体"/>
+          <w:b w:val="0"/>
+          <w:color w:val="888888"/>
+          <w:sz w:val="24"/>
+        </w:rPr>
+        <w:t>【C级·参考】</w:t>
+      </w:r>
+      <w:r>
+        <w:rPr>
+          <w:rFonts w:ascii="Times New Roman" w:hAnsi="Times New Roman" w:eastAsia="黑体"/>
+          <w:b w:val="0"/>
+          <w:color w:val="888888"/>
+          <w:sz w:val="24"/>
+        </w:rPr>
+        <w:t>Launch HN: Bullet (YC S26) – A Faster Coding Agent</w:t>
+      </w:r>
+    </w:p>
+    <w:p>
+      <w:r>
+        <w:rPr>
+          <w:rFonts w:ascii="Times New Roman" w:hAnsi="Times New Roman" w:eastAsia="宋体"/>
+          <w:color w:val="888888"/>
+          <w:sz w:val="18"/>
+        </w:rPr>
+        <w:t>来源:Hacker News | 时间:08-13 16:14</w:t>
+      </w:r>
+    </w:p>
+    <w:p>
+      <w:r>
+        <w:t>YC孵化项目Bullet发布新型编程智能体，主打‘理解意图+自主执行’双模态开发，支持跨文件重构与API自动集成。其轻量级架构或为开发者工具AI化提供新范式。</w:t>
+      </w:r>
+    </w:p>
+    <w:p>
+      <w:r>
+        <w:rPr>
+          <w:rFonts w:ascii="Times New Roman" w:hAnsi="Times New Roman" w:eastAsia="宋体"/>
+          <w:sz w:val="18"/>
+        </w:rPr>
+        <w:t>链接:</w:t>
+      </w:r>
+      <w:hyperlink r:id="rId21">
+        <w:r>
+          <w:rPr>
+            <w:color w:val="0563C1"/>
+            <w:u w:val="single"/>
+          </w:rPr>
+          <w:t>Launch HN: Bullet (YC S26) – A Faster Coding Agent</w:t>
         </w:r>
       </w:hyperlink>
     </w:p>
@@ -1037,7 +900,7 @@
     </w:p>
     <w:p>
       <w:r>
-        <w:t>我国首批人形机器人国家标准编制工作在武汉启动，涵盖环境感知、运动控制等7项核心标准；宇树科技、小米机器人等头部企业参与，标志人形机器人产业化进入标准化攻坚阶段。</w:t>
+        <w:t>《人形机器人试验方法》系列国标启动会在武汉召开，宇树科技、小米机器人等头部企业参与编制。标准覆盖环境感知、运动控制等7大模块，为产业规模化落地建立统一技术门槛与安全基准。</w:t>
       </w:r>
     </w:p>
     <w:p>
@@ -1047,7 +910,7 @@
           <w:i/>
           <w:sz w:val="21"/>
         </w:rPr>
-        <w:t>角度建议:需延伸关注广州高新区（黄埔）人形机器人产业园建设进展，采访优必选等本地企业对国标落地的响应计划</w:t>
+        <w:t>角度建议:需确认广州机器人企业（如云从科技、优必选）是否参与标准制定；可结合广州南沙打造‘具身智能产业高地’规划做延伸报道</w:t>
       </w:r>
     </w:p>
     <w:p>
@@ -1058,7 +921,7 @@
         </w:rPr>
         <w:t>链接:</w:t>
       </w:r>
-      <w:hyperlink r:id="rId24">
+      <w:hyperlink r:id="rId22">
         <w:r>
           <w:rPr>
             <w:color w:val="0563C1"/>
@@ -1075,18 +938,20 @@
       <w:r>
         <w:rPr>
           <w:rFonts w:ascii="Times New Roman" w:hAnsi="Times New Roman" w:eastAsia="黑体"/>
-          <w:b/>
+          <w:b w:val="0"/>
+          <w:color w:val="888888"/>
           <w:sz w:val="24"/>
         </w:rPr>
-        <w:t>【B级·关注】</w:t>
+        <w:t>【C级·参考】</w:t>
       </w:r>
       <w:r>
         <w:rPr>
           <w:rFonts w:ascii="Times New Roman" w:hAnsi="Times New Roman" w:eastAsia="黑体"/>
-          <w:b/>
+          <w:b w:val="0"/>
+          <w:color w:val="888888"/>
           <w:sz w:val="24"/>
         </w:rPr>
-        <w:t>闪极 loomos"好看的不像AI眼镜发布会"定档8月18日武汉</w:t>
+        <w:t>石头推出 P30 Pro / G30S Ultra 扫地机器人，4299 / 5499 元起</w:t>
       </w:r>
     </w:p>
     <w:p>
@@ -1096,22 +961,12 @@
           <w:color w:val="888888"/>
           <w:sz w:val="18"/>
         </w:rPr>
-        <w:t>来源:Bing新闻 | 时间:08-13 20:31</w:t>
+        <w:t>来源:IT之家 | 时间:08-14 12:25</w:t>
       </w:r>
     </w:p>
     <w:p>
       <w:r>
-        <w:t>深圳闪极科技宣布其AI眼镜loomos新品发布会将于8月18日在武汉举行，主打‘美学驱动AI体验’，视觉设计融合维纳斯与千层镜意象，试图打破AI硬件同质化外观困局。</w:t>
-      </w:r>
-    </w:p>
-    <w:p>
-      <w:r>
-        <w:rPr>
-          <w:rFonts w:ascii="Times New Roman" w:hAnsi="Times New Roman" w:eastAsia="宋体"/>
-          <w:i/>
-          <w:sz w:val="21"/>
-        </w:rPr>
-        <w:t>角度建议:需确认闪极是否属深圳前海注册企业，联动广州黄埔AI眼镜产业联盟，评估其光学模组供应链是否深度嵌入大湾区电子制造集群</w:t>
+        <w:t>石头科技发布P30 Pro与G30S Ultra扫地机器人，搭载双激光导航与AI避障算法，支持上下水自动清洁。定价直指高端市场，反映家居服务机器人正从‘能扫’迈向‘懂家’的体验升级。</w:t>
       </w:r>
     </w:p>
     <w:p>
@@ -1122,13 +977,13 @@
         </w:rPr>
         <w:t>链接:</w:t>
       </w:r>
-      <w:hyperlink r:id="rId25">
+      <w:hyperlink r:id="rId23">
         <w:r>
           <w:rPr>
             <w:color w:val="0563C1"/>
             <w:u w:val="single"/>
           </w:rPr>
-          <w:t>闪极 loomos"好看的不像AI眼镜发布会"定档8月18日武汉</w:t>
+          <w:t>石头推出 P30 Pro / G30S Ultra 扫地机器人，4299 / 5499 元起</w:t>
         </w:r>
       </w:hyperlink>
     </w:p>
@@ -1179,7 +1034,7 @@
     </w:p>
     <w:p>
       <w:r>
-        <w:t>地平线宣布其自研芯片‘星空’成为国内头部新能源车企全新车型平台供应商，实现舱驾融合架构落地，标志着国产车规级AI芯片从功能模块迈向整车智能体核心中枢的重大突破。</w:t>
+        <w:t>地平线宣布其自研「星空」芯片获国内头部新能源车企定点，将用于全新车型平台的高端AI座舱方案，系国内首款实现舱驾融合的整车智能体芯片，推动智能汽车从功能叠加迈向系统级协同。</w:t>
       </w:r>
     </w:p>
     <w:p>
@@ -1189,7 +1044,7 @@
           <w:i/>
           <w:sz w:val="21"/>
         </w:rPr>
-        <w:t>角度建议:需立即联系广汽集团或小鹏汽车广州研发总部核实定点细节，重点挖掘该芯片是否适配广汽星灵架构或小鹏XNGP广州路测场景，突出‘广东造车+广东芯’协同进展</w:t>
+        <w:t>角度建议:应追踪该车企是否含广汽集团，同步联系广州智能网联汽车示范区（如黄埔、南沙）了解「星空」芯片在本地测试车队中的部署进展</w:t>
       </w:r>
     </w:p>
     <w:p>
@@ -1200,7 +1055,7 @@
         </w:rPr>
         <w:t>链接:</w:t>
       </w:r>
-      <w:hyperlink r:id="rId26">
+      <w:hyperlink r:id="rId24">
         <w:r>
           <w:rPr>
             <w:color w:val="0563C1"/>
@@ -1243,7 +1098,7 @@
     </w:p>
     <w:p>
       <w:r>
-        <w:t>长安深蓝G318官宣搭载华为最新ADS 5 Pro高阶智驾系统与HarmonySpace 5座舱，本周末起陆续到店；该车系定位硬派越野，智驾能力首次覆盖非铺装路面复杂场景，推动城市NOA向全地形扩展。</w:t>
+        <w:t>长安深蓝G318官宣搭载华为最新ADS 5 Pro高阶智驾系统及HarmonySpace 5座舱，本周末起陆续到店。该车是华为智驾方案向主流燃油/混动平台拓展的关键落地车型，技术整合深度超预期。</w:t>
       </w:r>
     </w:p>
     <w:p>
@@ -1253,7 +1108,7 @@
           <w:i/>
           <w:sz w:val="21"/>
         </w:rPr>
-        <w:t>角度建议:可结合广州南沙自动驾驶测试区、深圳坪山智驾产业带，对比分析ADS 5 Pro在粤港澳湿热多雨路况下的适应性表现</w:t>
+        <w:t>角度建议:关注华为与广汽合作动态，核查G318是否进入广州网约车试点目录；可对比小鹏MONA、比亚迪方程豹在粤销售策略</w:t>
       </w:r>
     </w:p>
     <w:p>
@@ -1264,13 +1119,69 @@
         </w:rPr>
         <w:t>链接:</w:t>
       </w:r>
-      <w:hyperlink r:id="rId27">
+      <w:hyperlink r:id="rId25">
         <w:r>
           <w:rPr>
             <w:color w:val="0563C1"/>
             <w:u w:val="single"/>
           </w:rPr>
           <w:t>全新长安深蓝 G318 官宣：搭载华为乾崑智驾 ADS 5 Pro、鸿蒙座舱 HarmonySpace 5</w:t>
+        </w:r>
+      </w:hyperlink>
+    </w:p>
+    <w:p>
+      <w:pPr>
+        <w:pStyle w:val="Heading3"/>
+      </w:pPr>
+      <w:r>
+        <w:rPr>
+          <w:rFonts w:ascii="Times New Roman" w:hAnsi="Times New Roman" w:eastAsia="黑体"/>
+          <w:b w:val="0"/>
+          <w:color w:val="888888"/>
+          <w:sz w:val="24"/>
+        </w:rPr>
+        <w:t>【C级·参考】</w:t>
+      </w:r>
+      <w:r>
+        <w:rPr>
+          <w:rFonts w:ascii="Times New Roman" w:hAnsi="Times New Roman" w:eastAsia="黑体"/>
+          <w:b w:val="0"/>
+          <w:color w:val="888888"/>
+          <w:sz w:val="24"/>
+        </w:rPr>
+        <w:t>极氪回应“800 万元天价赛照”传闻：属外界误读，前期高额投入旨在填补行业空白</w:t>
+      </w:r>
+    </w:p>
+    <w:p>
+      <w:r>
+        <w:rPr>
+          <w:rFonts w:ascii="Times New Roman" w:hAnsi="Times New Roman" w:eastAsia="宋体"/>
+          <w:color w:val="888888"/>
+          <w:sz w:val="18"/>
+        </w:rPr>
+        <w:t>来源:IT之家 | 时间:08-14 11:50</w:t>
+      </w:r>
+    </w:p>
+    <w:p>
+      <w:r>
+        <w:t>极氪澄清新能源飘移赛照培训成本被误读为‘天价’，强调投入用于建立行业首个新能源性能驾驶认证体系。此举填补电动时代专业驾驶培训空白，推动高性能电动车用户教育标准化。</w:t>
+      </w:r>
+    </w:p>
+    <w:p>
+      <w:r>
+        <w:rPr>
+          <w:rFonts w:ascii="Times New Roman" w:hAnsi="Times New Roman" w:eastAsia="宋体"/>
+          <w:sz w:val="18"/>
+        </w:rPr>
+        <w:t>链接:</w:t>
+      </w:r>
+      <w:hyperlink r:id="rId26">
+        <w:r>
+          <w:rPr>
+            <w:color w:val="0563C1"/>
+            <w:u w:val="single"/>
+          </w:rPr>
+          <w:t>极氪回应“800 万元天价赛照”传闻：属外界误读，前期高额投入旨在填补行业空白</w:t>
         </w:r>
       </w:hyperlink>
     </w:p>
@@ -1321,7 +1232,7 @@
     </w:p>
     <w:p>
       <w:r>
-        <w:t>东方甄选披露遭黑灰产团伙利用‘仅退款’规则实施规模化诈骗，涉案金额较大；警方已立案并刑拘嫌疑人。事件暴露电商平台风控体系在新消费模式下的薄弱环节，引发行业合规升级讨论。</w:t>
+        <w:t>东方甄选披露侦破一起黑灰产团伙利用平台规则漏洞实施‘薅羊毛式’仅退款诈骗案，涉案金额较大，嫌疑人已被刑拘。事件暴露直播电商风控体系新挑战，引发行业合规升级讨论。</w:t>
       </w:r>
     </w:p>
     <w:p>
@@ -1331,7 +1242,7 @@
           <w:i/>
           <w:sz w:val="21"/>
         </w:rPr>
-        <w:t>角度建议:应速访广州黄埔区市场监管局及广东省消委会，梳理粤企电商‘仅退款’执行细则差异，对比拼多多、唯品会等湾区平台风控策略</w:t>
+        <w:t>角度建议:应重点核查广东地区（尤其广州白云、番禺直播基地）是否存在同类团伙活动，联动广东省消委会、市场监管局梳理省内平台‘仅退款’投诉激增数据</w:t>
       </w:r>
     </w:p>
     <w:p>
@@ -1342,77 +1253,13 @@
         </w:rPr>
         <w:t>链接:</w:t>
       </w:r>
-      <w:hyperlink r:id="rId28">
+      <w:hyperlink r:id="rId27">
         <w:r>
           <w:rPr>
             <w:color w:val="0563C1"/>
             <w:u w:val="single"/>
           </w:rPr>
           <w:t>东方甄选：发现大量异常仅退款订单，犯罪嫌疑人已被采取刑事强制措施</w:t>
-        </w:r>
-      </w:hyperlink>
-    </w:p>
-    <w:p>
-      <w:pPr>
-        <w:pStyle w:val="Heading3"/>
-      </w:pPr>
-      <w:r>
-        <w:rPr>
-          <w:rFonts w:ascii="Times New Roman" w:hAnsi="Times New Roman" w:eastAsia="黑体"/>
-          <w:b/>
-          <w:sz w:val="24"/>
-        </w:rPr>
-        <w:t>【B级·关注】</w:t>
-      </w:r>
-      <w:r>
-        <w:rPr>
-          <w:rFonts w:ascii="Times New Roman" w:hAnsi="Times New Roman" w:eastAsia="黑体"/>
-          <w:b/>
-          <w:sz w:val="24"/>
-        </w:rPr>
-        <w:t>京东发布Q2财报：AI眼镜、AIPC 等AI趋势品类成交额同比增长125%</w:t>
-      </w:r>
-    </w:p>
-    <w:p>
-      <w:r>
-        <w:rPr>
-          <w:rFonts w:ascii="Times New Roman" w:hAnsi="Times New Roman" w:eastAsia="宋体"/>
-          <w:color w:val="888888"/>
-          <w:sz w:val="18"/>
-        </w:rPr>
-        <w:t>来源:Bing新闻 | 时间:08-13 14:30</w:t>
-      </w:r>
-    </w:p>
-    <w:p>
-      <w:r>
-        <w:t>京东二季度财报显示，AI眼镜、AI PC等终端品类成交额同比激增125%，反映AI硬件正从B端加速渗透C端消费市场；京东同步加码AI导购、智能客服等后台能力升级。</w:t>
-      </w:r>
-    </w:p>
-    <w:p>
-      <w:r>
-        <w:rPr>
-          <w:rFonts w:ascii="Times New Roman" w:hAnsi="Times New Roman" w:eastAsia="宋体"/>
-          <w:i/>
-          <w:sz w:val="21"/>
-        </w:rPr>
-        <w:t>角度建议:建议走访广州天河城、北京路京东MALL门店，调研湾区消费者对AI眼镜（如AR导航、实时翻译）的真实需求痛点</w:t>
-      </w:r>
-    </w:p>
-    <w:p>
-      <w:r>
-        <w:rPr>
-          <w:rFonts w:ascii="Times New Roman" w:hAnsi="Times New Roman" w:eastAsia="宋体"/>
-          <w:sz w:val="18"/>
-        </w:rPr>
-        <w:t>链接:</w:t>
-      </w:r>
-      <w:hyperlink r:id="rId29">
-        <w:r>
-          <w:rPr>
-            <w:color w:val="0563C1"/>
-            <w:u w:val="single"/>
-          </w:rPr>
-          <w:t>京东发布Q2财报：AI眼镜、AIPC 等AI趋势品类成交额同比增长125%</w:t>
         </w:r>
       </w:hyperlink>
     </w:p>
@@ -1449,7 +1296,7 @@
     </w:p>
     <w:p>
       <w:r>
-        <w:t>京东七鲜咖啡在北京银河SOHO开出全国首家24小时无人咖啡店，集成AI口味推荐、机械臂现磨、自动配送全流程，探索‘即时零售+无人化+AI决策’在高频消费场景的商业化闭环。</w:t>
+        <w:t>京东七鲜咖啡在北京银河SOHO开出全国首家24小时无人咖啡店，集成AI个性化推荐、机械臂现磨、全自动出杯全流程，标志着即时零售从‘快’向‘智+无人’服务模式升级。</w:t>
       </w:r>
     </w:p>
     <w:p>
@@ -1459,7 +1306,127 @@
           <w:i/>
           <w:sz w:val="21"/>
         </w:rPr>
-        <w:t>角度建议:可对比广州天河城盒马X会员店、深圳前海万象城无人便利店运营数据，研判大湾区复制可行性</w:t>
+        <w:t>角度建议:需确认广州天河城、北京路等核心商圈是否有七鲜无人店建设计划；可采访广州本地无人零售企业（如友宝、丰e足食）探讨技术复用可能性</w:t>
+      </w:r>
+    </w:p>
+    <w:p>
+      <w:r>
+        <w:rPr>
+          <w:rFonts w:ascii="Times New Roman" w:hAnsi="Times New Roman" w:eastAsia="宋体"/>
+          <w:sz w:val="18"/>
+        </w:rPr>
+        <w:t>链接:</w:t>
+      </w:r>
+      <w:hyperlink r:id="rId28">
+        <w:r>
+          <w:rPr>
+            <w:color w:val="0563C1"/>
+            <w:u w:val="single"/>
+          </w:rPr>
+          <w:t>全球首发：京东七鲜咖啡首家 24 小时智能化无人咖啡店落地北京，AI 推荐、机器人制作</w:t>
+        </w:r>
+      </w:hyperlink>
+    </w:p>
+    <w:p>
+      <w:pPr>
+        <w:pStyle w:val="Heading3"/>
+      </w:pPr>
+      <w:r>
+        <w:rPr>
+          <w:rFonts w:ascii="Times New Roman" w:hAnsi="Times New Roman" w:eastAsia="黑体"/>
+          <w:b/>
+          <w:sz w:val="24"/>
+        </w:rPr>
+        <w:t>【B级·关注】</w:t>
+      </w:r>
+      <w:r>
+        <w:rPr>
+          <w:rFonts w:ascii="Times New Roman" w:hAnsi="Times New Roman" w:eastAsia="黑体"/>
+          <w:b/>
+          <w:sz w:val="24"/>
+        </w:rPr>
+        <w:t>京东 CEO 许冉：今年二季度外卖总投入实现同比减亏超 50%，单均补贴在明显下降</w:t>
+      </w:r>
+    </w:p>
+    <w:p>
+      <w:r>
+        <w:rPr>
+          <w:rFonts w:ascii="Times New Roman" w:hAnsi="Times New Roman" w:eastAsia="宋体"/>
+          <w:color w:val="888888"/>
+          <w:sz w:val="18"/>
+        </w:rPr>
+        <w:t>来源:IT之家 | 时间:08-14 09:51</w:t>
+      </w:r>
+    </w:p>
+    <w:p>
+      <w:r>
+        <w:t>京东CEO许冉透露二季度外卖业务减亏超50%，单均补贴持续收窄，验证‘自营+即时配送’模式的盈利可行性。在美团、抖音本地生活激烈竞争下，京东正构建差异化履约效率优势。</w:t>
+      </w:r>
+    </w:p>
+    <w:p>
+      <w:r>
+        <w:rPr>
+          <w:rFonts w:ascii="Times New Roman" w:hAnsi="Times New Roman" w:eastAsia="宋体"/>
+          <w:i/>
+          <w:sz w:val="21"/>
+        </w:rPr>
+        <w:t>角度建议:需调研京东外卖在广州天河、越秀等核心城区的商户覆盖率与骑手调度响应时效，对比美团闪购数据</w:t>
+      </w:r>
+    </w:p>
+    <w:p>
+      <w:r>
+        <w:rPr>
+          <w:rFonts w:ascii="Times New Roman" w:hAnsi="Times New Roman" w:eastAsia="宋体"/>
+          <w:sz w:val="18"/>
+        </w:rPr>
+        <w:t>链接:</w:t>
+      </w:r>
+      <w:hyperlink r:id="rId29">
+        <w:r>
+          <w:rPr>
+            <w:color w:val="0563C1"/>
+            <w:u w:val="single"/>
+          </w:rPr>
+          <w:t>京东 CEO 许冉：今年二季度外卖总投入实现同比减亏超 50%，单均补贴在明显下降</w:t>
+        </w:r>
+      </w:hyperlink>
+    </w:p>
+    <w:p>
+      <w:pPr>
+        <w:pStyle w:val="Heading3"/>
+      </w:pPr>
+      <w:r>
+        <w:rPr>
+          <w:rFonts w:ascii="Times New Roman" w:hAnsi="Times New Roman" w:eastAsia="黑体"/>
+          <w:b w:val="0"/>
+          <w:color w:val="888888"/>
+          <w:sz w:val="24"/>
+        </w:rPr>
+        <w:t>【C级·参考】</w:t>
+      </w:r>
+      <w:r>
+        <w:rPr>
+          <w:rFonts w:ascii="Times New Roman" w:hAnsi="Times New Roman" w:eastAsia="黑体"/>
+          <w:b w:val="0"/>
+          <w:color w:val="888888"/>
+          <w:sz w:val="24"/>
+        </w:rPr>
+        <w:t>Counterpoint：618 购物节后中国智能手机市场销量同比跌幅扩大到两位数</w:t>
+      </w:r>
+    </w:p>
+    <w:p>
+      <w:r>
+        <w:rPr>
+          <w:rFonts w:ascii="Times New Roman" w:hAnsi="Times New Roman" w:eastAsia="宋体"/>
+          <w:color w:val="888888"/>
+          <w:sz w:val="18"/>
+        </w:rPr>
+        <w:t>来源:IT之家 | 时间:08-14 11:54</w:t>
+      </w:r>
+    </w:p>
+    <w:p>
+      <w:r>
+        <w:t>Counterpoint数据显示，618后中国智能手机销量同比跌幅扩大至两位数，前30周累计下滑8.6%。消费疲软叠加换机周期拉长，倒逼厂商加速向AI手机、折叠屏等高附加值品类转型。</w:t>
       </w:r>
     </w:p>
     <w:p>
@@ -1476,7 +1443,7 @@
             <w:color w:val="0563C1"/>
             <w:u w:val="single"/>
           </w:rPr>
-          <w:t>全球首发：京东七鲜咖啡首家 24 小时智能化无人咖啡店落地北京，AI 推荐、机器人制作</w:t>
+          <w:t>Counterpoint：618 购物节后中国智能手机市场销量同比跌幅扩大到两位数</w:t>
         </w:r>
       </w:hyperlink>
     </w:p>
@@ -1525,7 +1492,7 @@
     </w:p>
     <w:p>
       <w:r>
-        <w:t>国产武侠动作游戏《影之刃零》开启预售即登顶Steam全球畅销榜，由杭州工作室研发；甄子丹担任武术指导并发声，凸显传统文化IP与现代游戏工业深度融合趋势。</w:t>
+        <w:t>国产武侠动作游戏《影之刃零》开启预售即登顶Steam国区畅销榜，甄子丹担任武术指导并发声助力。产品以硬核战斗系统与东方美学叙事突围，被视为国产3A级单机重要突破。</w:t>
       </w:r>
     </w:p>
     <w:p>
@@ -1535,7 +1502,7 @@
           <w:i/>
           <w:sz w:val="21"/>
         </w:rPr>
-        <w:t>角度建议:可联动广州网易雷火、腾讯天美等湾区游戏大厂，探讨‘功夫出海’内容出海路径与本地IP（如黄飞鸿、南拳）游戏化潜力</w:t>
+        <w:t>角度建议:需确认开发方灵游坊是否在广州设有工作室（其母公司曾布局大湾区），并联系广州动漫游戏协会评估对本地IP孵化与人才回流的带动效应</w:t>
       </w:r>
     </w:p>
     <w:p>
@@ -1574,7 +1541,7 @@
           <w:b/>
           <w:sz w:val="24"/>
         </w:rPr>
-        <w:t>腾讯Q2 财报披露：休闲游戏成新隐形王牌</w:t>
+        <w:t>腾讯Q2财报披露：休闲游戏成新隐形王牌，游戏收入同比增长11%</w:t>
       </w:r>
     </w:p>
     <w:p>
@@ -1589,7 +1556,7 @@
     </w:p>
     <w:p>
       <w:r>
-        <w:t>腾讯二季度财报显示休闲游戏收入同比大幅增长，成为游戏板块新增长引擎；依托微信小程序生态与广告变现闭环，轻量化产品正重塑用户时间分配与商业逻辑。</w:t>
+        <w:t>腾讯二季度游戏收入同比增11%，其中休闲游戏贡献突出，印证‘轻量化+社交化+小程序化’路径成功。在监管趋严背景下，休闲品类成为稳定基本盘与拓展银发/下沉用户的关键抓手。</w:t>
       </w:r>
     </w:p>
     <w:p>
@@ -1599,7 +1566,7 @@
           <w:i/>
           <w:sz w:val="21"/>
         </w:rPr>
-        <w:t>角度建议:可专访广州趣丸科技、虎牙直播等本地泛娱乐平台，分析休闲游戏与短视频、直播打赏的流量协同机制</w:t>
+        <w:t>角度建议:应深挖微信小游戏在广州中老年群体中的渗透率（如广府棋牌类），访谈广州本土休闲游戏开发商（如创梦天地）谈粤语本地化策略</w:t>
       </w:r>
     </w:p>
     <w:p>
@@ -1616,7 +1583,7 @@
             <w:color w:val="0563C1"/>
             <w:u w:val="single"/>
           </w:rPr>
-          <w:t>腾讯Q2 财报披露：休闲游戏成新隐形王牌</w:t>
+          <w:t>腾讯Q2财报披露：休闲游戏成新隐形王牌，游戏收入同比增长11%</w:t>
         </w:r>
       </w:hyperlink>
     </w:p>
@@ -1627,15 +1594,17 @@
       <w:r>
         <w:rPr>
           <w:rFonts w:ascii="Times New Roman" w:hAnsi="Times New Roman" w:eastAsia="黑体"/>
-          <w:b/>
+          <w:b w:val="0"/>
+          <w:color w:val="888888"/>
           <w:sz w:val="24"/>
         </w:rPr>
-        <w:t>【B级·关注】</w:t>
+        <w:t>【C级·参考】</w:t>
       </w:r>
       <w:r>
         <w:rPr>
           <w:rFonts w:ascii="Times New Roman" w:hAnsi="Times New Roman" w:eastAsia="黑体"/>
-          <w:b/>
+          <w:b w:val="0"/>
+          <w:color w:val="888888"/>
           <w:sz w:val="24"/>
         </w:rPr>
         <w:t>米哈游下线“AI美女林离”《BSide: Olivia Lin》：不是终点，而是AI下个起点</w:t>
@@ -1653,17 +1622,7 @@
     </w:p>
     <w:p>
       <w:r>
-        <w:t>米哈游主动关停AI虚拟人项目《BSide: Olivia Lin》，强调其作为技术验证载体已完成使命，后续将聚焦AI在游戏开发流程提效（如NPC生成、剧情分支）等更务实方向。</w:t>
-      </w:r>
-    </w:p>
-    <w:p>
-      <w:r>
-        <w:rPr>
-          <w:rFonts w:ascii="Times New Roman" w:hAnsi="Times New Roman" w:eastAsia="宋体"/>
-          <w:i/>
-          <w:sz w:val="21"/>
-        </w:rPr>
-        <w:t>角度建议:可联系广州网易伏羲实验室，探讨AI生成内容（AIGC）在本地游戏研发中的降本增效实践案例</w:t>
+        <w:t>米哈游关停AI虚拟人项目《BSide: Olivia Lin》，强调其为探索性实验而非商业产品。此举反映头部厂商对AI伦理边界的审慎态度，也预示生成式AI在游戏内容生产中将更聚焦实用化与可控性。</w:t>
       </w:r>
     </w:p>
     <w:p>
@@ -1681,134 +1640,6 @@
             <w:u w:val="single"/>
           </w:rPr>
           <w:t>米哈游下线“AI美女林离”《BSide: Olivia Lin》：不是终点，而是AI下个起点</w:t>
-        </w:r>
-      </w:hyperlink>
-    </w:p>
-    <w:p>
-      <w:pPr>
-        <w:pStyle w:val="Heading3"/>
-      </w:pPr>
-      <w:r>
-        <w:rPr>
-          <w:rFonts w:ascii="Times New Roman" w:hAnsi="Times New Roman" w:eastAsia="黑体"/>
-          <w:b/>
-          <w:sz w:val="24"/>
-        </w:rPr>
-        <w:t>【B级·关注】</w:t>
-      </w:r>
-      <w:r>
-        <w:rPr>
-          <w:rFonts w:ascii="Times New Roman" w:hAnsi="Times New Roman" w:eastAsia="黑体"/>
-          <w:b/>
-          <w:sz w:val="24"/>
-        </w:rPr>
-        <w:t>《幻兽帕鲁》发行总监上海演讲：210万在线后遭遇低谷，如何逆风翻盘？</w:t>
-      </w:r>
-    </w:p>
-    <w:p>
-      <w:r>
-        <w:rPr>
-          <w:rFonts w:ascii="Times New Roman" w:hAnsi="Times New Roman" w:eastAsia="宋体"/>
-          <w:color w:val="888888"/>
-          <w:sz w:val="18"/>
-        </w:rPr>
-        <w:t>来源:GameLook | 时间:08-14 09:50</w:t>
-      </w:r>
-    </w:p>
-    <w:p>
-      <w:r>
-        <w:t>《幻兽帕鲁》发行总监分享产品上线后经历用户峰值回落、社区信任危机等挑战，通过透明沟通、快速迭代与UGC激励重建生态，为国产买断制游戏长线运营提供范本。</w:t>
-      </w:r>
-    </w:p>
-    <w:p>
-      <w:r>
-        <w:rPr>
-          <w:rFonts w:ascii="Times New Roman" w:hAnsi="Times New Roman" w:eastAsia="宋体"/>
-          <w:i/>
-          <w:sz w:val="21"/>
-        </w:rPr>
-        <w:t>角度建议:可邀请广州创梦天地、四三九九等本地厂商参与圆桌，探讨‘爆款生命周期管理’的湾区实践</w:t>
-      </w:r>
-    </w:p>
-    <w:p>
-      <w:r>
-        <w:rPr>
-          <w:rFonts w:ascii="Times New Roman" w:hAnsi="Times New Roman" w:eastAsia="宋体"/>
-          <w:sz w:val="18"/>
-        </w:rPr>
-        <w:t>链接:</w:t>
-      </w:r>
-      <w:hyperlink r:id="rId34">
-        <w:r>
-          <w:rPr>
-            <w:color w:val="0563C1"/>
-            <w:u w:val="single"/>
-          </w:rPr>
-          <w:t>《幻兽帕鲁》发行总监上海演讲：210万在线后遭遇低谷，如何逆风翻盘？</w:t>
-        </w:r>
-      </w:hyperlink>
-    </w:p>
-    <w:p>
-      <w:pPr>
-        <w:pStyle w:val="Heading3"/>
-      </w:pPr>
-      <w:r>
-        <w:rPr>
-          <w:rFonts w:ascii="Times New Roman" w:hAnsi="Times New Roman" w:eastAsia="黑体"/>
-          <w:b/>
-          <w:sz w:val="24"/>
-        </w:rPr>
-        <w:t>【B级·关注】</w:t>
-      </w:r>
-      <w:r>
-        <w:rPr>
-          <w:rFonts w:ascii="Times New Roman" w:hAnsi="Times New Roman" w:eastAsia="黑体"/>
-          <w:b/>
-          <w:sz w:val="24"/>
-        </w:rPr>
-        <w:t>祖龙预计上半年最高亏损7500万：坚定加大《神不言》《诡秘之主》研发投入！</w:t>
-      </w:r>
-    </w:p>
-    <w:p>
-      <w:r>
-        <w:rPr>
-          <w:rFonts w:ascii="Times New Roman" w:hAnsi="Times New Roman" w:eastAsia="宋体"/>
-          <w:color w:val="888888"/>
-          <w:sz w:val="18"/>
-        </w:rPr>
-        <w:t>来源:GameLook | 时间:08-14 10:57</w:t>
-      </w:r>
-    </w:p>
-    <w:p>
-      <w:r>
-        <w:t>祖龙娱乐发布盈利预警，预计上半年亏损达7500万元，但同步宣布加码《神不言》《诡秘之主》两大IP项目研发，体现‘短期承压、长期押注’的内容战略定力。</w:t>
-      </w:r>
-    </w:p>
-    <w:p>
-      <w:r>
-        <w:rPr>
-          <w:rFonts w:ascii="Times New Roman" w:hAnsi="Times New Roman" w:eastAsia="宋体"/>
-          <w:i/>
-          <w:sz w:val="21"/>
-        </w:rPr>
-        <w:t>角度建议:可联系广州本地IP运营机构（如奥飞娱乐），探讨文学IP游戏化在湾区文创产业中的协同机会</w:t>
-      </w:r>
-    </w:p>
-    <w:p>
-      <w:r>
-        <w:rPr>
-          <w:rFonts w:ascii="Times New Roman" w:hAnsi="Times New Roman" w:eastAsia="宋体"/>
-          <w:sz w:val="18"/>
-        </w:rPr>
-        <w:t>链接:</w:t>
-      </w:r>
-      <w:hyperlink r:id="rId35">
-        <w:r>
-          <w:rPr>
-            <w:color w:val="0563C1"/>
-            <w:u w:val="single"/>
-          </w:rPr>
-          <w:t>祖龙预计上半年最高亏损7500万：坚定加大《神不言》《诡秘之主》研发投入！</w:t>
         </w:r>
       </w:hyperlink>
     </w:p>
@@ -1847,7 +1678,7 @@
     </w:p>
     <w:p>
       <w:r>
-        <w:t>亚马逊游戏终止两款主力MMO发行权，将《失落方舟》《王权与自由》交还开发商，标志其退出重度网游赛道；折射全球大厂对长周期、高投入品类的战略收缩。</w:t>
+        <w:t>亚马逊游戏宣布放弃《失落方舟》《王权与自由》两款主力MMO发行权，回归研发本位。此举标志全球巨头收缩泛娱乐战线，聚焦核心IP与AI驱动的游戏引擎技术，重塑行业竞争逻辑。</w:t>
       </w:r>
     </w:p>
     <w:p>
@@ -1858,7 +1689,7 @@
         </w:rPr>
         <w:t>链接:</w:t>
       </w:r>
-      <w:hyperlink r:id="rId36">
+      <w:hyperlink r:id="rId34">
         <w:r>
           <w:rPr>
             <w:color w:val="0563C1"/>
@@ -1913,7 +1744,7 @@
     </w:p>
     <w:p>
       <w:r>
-        <w:t>五菱缤果Pro上市80天销量破5万辆，售价5.68万元起，凭借高性价比与下沉市场精准定位持续领跑微型电动车细分赛道，印证‘以旧换新’政策对三四线城市新能源渗透的拉动效应。</w:t>
+        <w:t>上汽通用五菱缤果Pro上市80天销量破5万辆，售价5.68万元起，成为A0级纯电市场爆款。其下沉渠道渗透与县域新能源消费激活效应显著，印证‘以旧换新’政策对入门级市场的拉动作用。</w:t>
       </w:r>
     </w:p>
     <w:p>
@@ -1923,7 +1754,127 @@
           <w:i/>
           <w:sz w:val="21"/>
         </w:rPr>
-        <w:t>角度建议:建议赴广州白云、番禺等新能源汽车销售集聚区实地调研，统计粤籍车主占比及置换补贴申领率</w:t>
+        <w:t>角度建议:建议赴广州黄埔、增城等新能源汽车下乡试点区域调研用户画像，对比比亚迪海鸥、广汽埃安Y在粤销量走势</w:t>
+      </w:r>
+    </w:p>
+    <w:p>
+      <w:r>
+        <w:rPr>
+          <w:rFonts w:ascii="Times New Roman" w:hAnsi="Times New Roman" w:eastAsia="宋体"/>
+          <w:sz w:val="18"/>
+        </w:rPr>
+        <w:t>链接:</w:t>
+      </w:r>
+      <w:hyperlink r:id="rId35">
+        <w:r>
+          <w:rPr>
+            <w:color w:val="0563C1"/>
+            <w:u w:val="single"/>
+          </w:rPr>
+          <w:t>五菱缤果 Pro 上市 80 天累计销量突破 5 万台</w:t>
+        </w:r>
+      </w:hyperlink>
+    </w:p>
+    <w:p>
+      <w:pPr>
+        <w:pStyle w:val="Heading3"/>
+      </w:pPr>
+      <w:r>
+        <w:rPr>
+          <w:rFonts w:ascii="Times New Roman" w:hAnsi="Times New Roman" w:eastAsia="黑体"/>
+          <w:b/>
+          <w:sz w:val="24"/>
+        </w:rPr>
+        <w:t>【B级·关注】</w:t>
+      </w:r>
+      <w:r>
+        <w:rPr>
+          <w:rFonts w:ascii="Times New Roman" w:hAnsi="Times New Roman" w:eastAsia="黑体"/>
+          <w:b/>
+          <w:sz w:val="24"/>
+        </w:rPr>
+        <w:t>2026 年度电影总票房突破 250 亿元，暑期档连续 34 天单日票房过亿</w:t>
+      </w:r>
+    </w:p>
+    <w:p>
+      <w:r>
+        <w:rPr>
+          <w:rFonts w:ascii="Times New Roman" w:hAnsi="Times New Roman" w:eastAsia="宋体"/>
+          <w:color w:val="888888"/>
+          <w:sz w:val="18"/>
+        </w:rPr>
+        <w:t>来源:IT之家 | 时间:08-14 13:08</w:t>
+      </w:r>
+    </w:p>
+    <w:p>
+      <w:r>
+        <w:t>2026年全国电影总票房（含预售）突破250亿元，暑期档连续34天单日破亿，观影人次超6.3亿。强劲复苏印证文化消费韧性，也为影院终端升级与粤产电影（如《雄狮少年2》）提供市场信心。</w:t>
+      </w:r>
+    </w:p>
+    <w:p>
+      <w:r>
+        <w:rPr>
+          <w:rFonts w:ascii="Times New Roman" w:hAnsi="Times New Roman" w:eastAsia="宋体"/>
+          <w:i/>
+          <w:sz w:val="21"/>
+        </w:rPr>
+        <w:t>角度建议:需统计广州影院暑期档票房占比及粤语场次比例，采访珠江影业、华影南方分析大湾区电影市场结构性变化</w:t>
+      </w:r>
+    </w:p>
+    <w:p>
+      <w:r>
+        <w:rPr>
+          <w:rFonts w:ascii="Times New Roman" w:hAnsi="Times New Roman" w:eastAsia="宋体"/>
+          <w:sz w:val="18"/>
+        </w:rPr>
+        <w:t>链接:</w:t>
+      </w:r>
+      <w:hyperlink r:id="rId36">
+        <w:r>
+          <w:rPr>
+            <w:color w:val="0563C1"/>
+            <w:u w:val="single"/>
+          </w:rPr>
+          <w:t>2026 年度电影总票房突破 250 亿元，暑期档连续 34 天单日票房过亿</w:t>
+        </w:r>
+      </w:hyperlink>
+    </w:p>
+    <w:p>
+      <w:pPr>
+        <w:pStyle w:val="Heading3"/>
+      </w:pPr>
+      <w:r>
+        <w:rPr>
+          <w:rFonts w:ascii="Times New Roman" w:hAnsi="Times New Roman" w:eastAsia="黑体"/>
+          <w:b w:val="0"/>
+          <w:color w:val="888888"/>
+          <w:sz w:val="24"/>
+        </w:rPr>
+        <w:t>【C级·参考】</w:t>
+      </w:r>
+      <w:r>
+        <w:rPr>
+          <w:rFonts w:ascii="Times New Roman" w:hAnsi="Times New Roman" w:eastAsia="黑体"/>
+          <w:b w:val="0"/>
+          <w:color w:val="888888"/>
+          <w:sz w:val="24"/>
+        </w:rPr>
+        <w:t>魅族宣布在售机型维持京东原价销售，应对内存芯片价格上涨</w:t>
+      </w:r>
+    </w:p>
+    <w:p>
+      <w:r>
+        <w:rPr>
+          <w:rFonts w:ascii="Times New Roman" w:hAnsi="Times New Roman" w:eastAsia="宋体"/>
+          <w:color w:val="888888"/>
+          <w:sz w:val="18"/>
+        </w:rPr>
+        <w:t>来源:IT之家 | 时间:08-14 12:00</w:t>
+      </w:r>
+    </w:p>
+    <w:p>
+      <w:r>
+        <w:t>魅族宣布Note16、22等在售机型坚持京东原价销售，不因内存芯片涨价而调价。此举凸显中小手机品牌在供应链波动中维护消费者信任的策略，亦反映广东电子制造企业议价能力变化。</w:t>
       </w:r>
     </w:p>
     <w:p>
@@ -1940,7 +1891,7 @@
             <w:color w:val="0563C1"/>
             <w:u w:val="single"/>
           </w:rPr>
-          <w:t>五菱缤果 Pro 上市 80 天累计销量突破 5 万台</w:t>
+          <w:t>魅族宣布在售机型维持京东原价销售，应对内存芯片价格上涨</w:t>
         </w:r>
       </w:hyperlink>
     </w:p>
@@ -1970,7 +1921,7 @@
           <w:rFonts w:ascii="Times New Roman" w:hAnsi="Times New Roman" w:eastAsia="宋体"/>
           <w:sz w:val="18"/>
         </w:rPr>
-        <w:t>IT之家(60)、GameLook(12)、HackerNews(7)、Bing新闻(5)</w:t>
+        <w:t>IT之家(60)、GameLook(12)、HackerNews(7)、Bing新闻(4)</w:t>
       </w:r>
     </w:p>
     <w:p>

--- a/briefings/线口监测午报-2026-08-14.docx
+++ b/briefings/线口监测午报-2026-08-14.docx
@@ -22,7 +22,7 @@
           <w:color w:val="888888"/>
           <w:sz w:val="18"/>
         </w:rPr>
-        <w:t>监测窗口:近48小时 | 生成时间:2026-08-14 14:05</w:t>
+        <w:t>监测窗口:近48小时 | 生成时间:2026-08-14 18:38</w:t>
       </w:r>
     </w:p>
     <w:p>
@@ -36,57 +36,6 @@
           <w:sz w:val="28"/>
         </w:rPr>
         <w:t>今日要闻速览</w:t>
-      </w:r>
-    </w:p>
-    <w:p>
-      <w:r>
-        <w:rPr>
-          <w:rFonts w:ascii="Times New Roman" w:hAnsi="Times New Roman" w:eastAsia="宋体"/>
-          <w:b/>
-          <w:sz w:val="21"/>
-        </w:rPr>
-        <w:t xml:space="preserve">1. </w:t>
-      </w:r>
-      <w:r>
-        <w:rPr>
-          <w:rFonts w:ascii="Times New Roman" w:hAnsi="Times New Roman" w:eastAsia="宋体"/>
-          <w:sz w:val="21"/>
-        </w:rPr>
-        <w:t>消息称苹果专门针对中国市场训练了一款 AI 模型，由阿里提供支持——路透社援引知情人士称，苹果首次为中国市场独立训练大语言模型，放弃依赖第三方方案，转而与阿里巴巴深度合作。此举标志国际巨头本土化AI战略升级，或倒逼国内模型厂商加速垂直优化。(IT之家)</w:t>
-      </w:r>
-    </w:p>
-    <w:p>
-      <w:r>
-        <w:rPr>
-          <w:rFonts w:ascii="Times New Roman" w:hAnsi="Times New Roman" w:eastAsia="宋体"/>
-          <w:b/>
-          <w:sz w:val="21"/>
-        </w:rPr>
-        <w:t xml:space="preserve">2. </w:t>
-      </w:r>
-      <w:r>
-        <w:rPr>
-          <w:rFonts w:ascii="Times New Roman" w:hAnsi="Times New Roman" w:eastAsia="宋体"/>
-          <w:sz w:val="21"/>
-        </w:rPr>
-        <w:t>中国首款舱驾融合整车智能体芯片：地平线星空获头部新能源车企定点——地平线宣布其自研「星空」芯片获国内头部新能源车企定点，将用于全新车型平台的高端AI座舱方案，系国内首款实现舱驾融合的整车智能体芯片，推动智能汽车从功能叠加迈向系统级协同。(IT之家)</w:t>
-      </w:r>
-    </w:p>
-    <w:p>
-      <w:r>
-        <w:rPr>
-          <w:rFonts w:ascii="Times New Roman" w:hAnsi="Times New Roman" w:eastAsia="宋体"/>
-          <w:b/>
-          <w:sz w:val="21"/>
-        </w:rPr>
-        <w:t xml:space="preserve">3. </w:t>
-      </w:r>
-      <w:r>
-        <w:rPr>
-          <w:rFonts w:ascii="Times New Roman" w:hAnsi="Times New Roman" w:eastAsia="宋体"/>
-          <w:sz w:val="21"/>
-        </w:rPr>
-        <w:t>东方甄选：发现大量异常仅退款订单，犯罪嫌疑人已被采取刑事强制措施——东方甄选披露侦破一起黑灰产团伙利用平台规则漏洞实施‘薅羊毛式’仅退款诈骗案，涉案金额较大，嫌疑人已被刑拘。事件暴露直播电商风控体系新挑战，引发行业合规升级讨论。(IT之家)</w:t>
       </w:r>
     </w:p>
     <w:p>
@@ -108,20 +57,20 @@
       <w:r>
         <w:rPr>
           <w:rFonts w:ascii="Times New Roman" w:hAnsi="Times New Roman" w:eastAsia="黑体"/>
-          <w:b/>
-          <w:color w:val="41D87E"/>
+          <w:b w:val="0"/>
+          <w:color w:val="888888"/>
           <w:sz w:val="24"/>
         </w:rPr>
-        <w:t>【A级·线索】</w:t>
+        <w:t>【C级·参考】</w:t>
       </w:r>
       <w:r>
         <w:rPr>
           <w:rFonts w:ascii="Times New Roman" w:hAnsi="Times New Roman" w:eastAsia="黑体"/>
-          <w:b/>
-          <w:color w:val="41D87E"/>
+          <w:b w:val="0"/>
+          <w:color w:val="888888"/>
           <w:sz w:val="24"/>
         </w:rPr>
-        <w:t>消息称苹果专门针对中国市场训练了一款 AI 模型，由阿里提供支持</w:t>
+        <w:t>消息称腾讯混元资深研究员徐灿转岗微信 WeLM，微信 AI 或进入加速阶段</w:t>
       </w:r>
     </w:p>
     <w:p>
@@ -131,22 +80,7 @@
           <w:color w:val="888888"/>
           <w:sz w:val="18"/>
         </w:rPr>
-        <w:t>来源:IT之家 | 时间:08-14 12:39</w:t>
-      </w:r>
-    </w:p>
-    <w:p>
-      <w:r>
-        <w:t>路透社援引知情人士称，苹果首次为中国市场独立训练大语言模型，放弃依赖第三方方案，转而与阿里巴巴深度合作。此举标志国际巨头本土化AI战略升级，或倒逼国内模型厂商加速垂直优化。</w:t>
-      </w:r>
-    </w:p>
-    <w:p>
-      <w:r>
-        <w:rPr>
-          <w:rFonts w:ascii="Times New Roman" w:hAnsi="Times New Roman" w:eastAsia="宋体"/>
-          <w:i/>
-          <w:sz w:val="21"/>
-        </w:rPr>
-        <w:t>角度建议:需紧急核实阿里云广州AI创新中心是否参与联合研发，并采访粤港澳大湾区AI芯片企业（如寒武纪广州团队）对生态适配的影响</w:t>
+        <w:t>来源:IT之家 | 时间:08-14 18:29</w:t>
       </w:r>
     </w:p>
     <w:p>
@@ -163,135 +97,7 @@
             <w:color w:val="0563C1"/>
             <w:u w:val="single"/>
           </w:rPr>
-          <w:t>消息称苹果专门针对中国市场训练了一款 AI 模型，由阿里提供支持</w:t>
-        </w:r>
-      </w:hyperlink>
-    </w:p>
-    <w:p>
-      <w:pPr>
-        <w:pStyle w:val="Heading3"/>
-      </w:pPr>
-      <w:r>
-        <w:rPr>
-          <w:rFonts w:ascii="Times New Roman" w:hAnsi="Times New Roman" w:eastAsia="黑体"/>
-          <w:b/>
-          <w:sz w:val="24"/>
-        </w:rPr>
-        <w:t>【B级·关注】</w:t>
-      </w:r>
-      <w:r>
-        <w:rPr>
-          <w:rFonts w:ascii="Times New Roman" w:hAnsi="Times New Roman" w:eastAsia="黑体"/>
-          <w:b/>
-          <w:sz w:val="24"/>
-        </w:rPr>
-        <w:t>智谱正式发布 GLM-5.3：编程能力最强开源模型，较 GLM-5.2 提升 50%</w:t>
-      </w:r>
-    </w:p>
-    <w:p>
-      <w:r>
-        <w:rPr>
-          <w:rFonts w:ascii="Times New Roman" w:hAnsi="Times New Roman" w:eastAsia="宋体"/>
-          <w:color w:val="888888"/>
-          <w:sz w:val="18"/>
-        </w:rPr>
-        <w:t>来源:IT之家 | 时间:08-14 13:36</w:t>
-      </w:r>
-    </w:p>
-    <w:p>
-      <w:r>
-        <w:t>智谱今日发布GLM-5.3开源大模型，聚焦编程能力跃升，相较前代提升50%，通过后训练Scaling显著增强长程任务处理与环境多样性适配能力，为国产AI开发工具链提供关键基础设施支撑。</w:t>
-      </w:r>
-    </w:p>
-    <w:p>
-      <w:r>
-        <w:rPr>
-          <w:rFonts w:ascii="Times New Roman" w:hAnsi="Times New Roman" w:eastAsia="宋体"/>
-          <w:i/>
-          <w:sz w:val="21"/>
-        </w:rPr>
-        <w:t>角度建议:可联动广州人工智能公共算力中心、琶洲算法产业带企业，调研本地开发者对GLM系列的实际采用率与落地场景</w:t>
-      </w:r>
-    </w:p>
-    <w:p>
-      <w:r>
-        <w:rPr>
-          <w:rFonts w:ascii="Times New Roman" w:hAnsi="Times New Roman" w:eastAsia="宋体"/>
-          <w:sz w:val="18"/>
-        </w:rPr>
-        <w:t>链接:</w:t>
-      </w:r>
-      <w:hyperlink r:id="rId10">
-        <w:r>
-          <w:rPr>
-            <w:color w:val="0563C1"/>
-            <w:u w:val="single"/>
-          </w:rPr>
-          <w:t>智谱正式发布 GLM-5.3：编程能力最强开源模型，较 GLM-5.2 提升 50%</w:t>
-        </w:r>
-      </w:hyperlink>
-    </w:p>
-    <w:p>
-      <w:pPr>
-        <w:pStyle w:val="Heading3"/>
-      </w:pPr>
-      <w:r>
-        <w:rPr>
-          <w:rFonts w:ascii="Times New Roman" w:hAnsi="Times New Roman" w:eastAsia="黑体"/>
-          <w:b/>
-          <w:sz w:val="24"/>
-        </w:rPr>
-        <w:t>【B级·关注】</w:t>
-      </w:r>
-      <w:r>
-        <w:rPr>
-          <w:rFonts w:ascii="Times New Roman" w:hAnsi="Times New Roman" w:eastAsia="黑体"/>
-          <w:b/>
-          <w:sz w:val="24"/>
-        </w:rPr>
-        <w:t>荣耀和抖音成立基础体验联合实验室，围绕智慧互联、AI 创新等领域合作</w:t>
-      </w:r>
-    </w:p>
-    <w:p>
-      <w:r>
-        <w:rPr>
-          <w:rFonts w:ascii="Times New Roman" w:hAnsi="Times New Roman" w:eastAsia="宋体"/>
-          <w:color w:val="888888"/>
-          <w:sz w:val="18"/>
-        </w:rPr>
-        <w:t>来源:IT之家 | 时间:08-14 11:08</w:t>
-      </w:r>
-    </w:p>
-    <w:p>
-      <w:r>
-        <w:t>荣耀与抖音共建基础体验联合实验室，聚焦AI创新与智慧互联。双方在OS底层、多端协同及AIGC内容分发层面深化合作，有望催生‘手机+短视频+AI’的新一代用户交互范式。</w:t>
-      </w:r>
-    </w:p>
-    <w:p>
-      <w:r>
-        <w:rPr>
-          <w:rFonts w:ascii="Times New Roman" w:hAnsi="Times New Roman" w:eastAsia="宋体"/>
-          <w:i/>
-          <w:sz w:val="21"/>
-        </w:rPr>
-        <w:t>角度建议:应核查荣耀广州研发中心是否参与实验室建设，并调研抖音本地生活服务商（如广州趣丸）在粤方言AI识别上的合作需求</w:t>
-      </w:r>
-    </w:p>
-    <w:p>
-      <w:r>
-        <w:rPr>
-          <w:rFonts w:ascii="Times New Roman" w:hAnsi="Times New Roman" w:eastAsia="宋体"/>
-          <w:sz w:val="18"/>
-        </w:rPr>
-        <w:t>链接:</w:t>
-      </w:r>
-      <w:hyperlink r:id="rId11">
-        <w:r>
-          <w:rPr>
-            <w:color w:val="0563C1"/>
-            <w:u w:val="single"/>
-          </w:rPr>
-          <w:t>荣耀和抖音成立基础体验联合实验室，围绕智慧互联、AI 创新等领域合作</w:t>
+          <w:t>消息称腾讯混元资深研究员徐灿转岗微信 WeLM，微信 AI 或进入加速阶段</w:t>
         </w:r>
       </w:hyperlink>
     </w:p>
@@ -315,7 +121,7 @@
           <w:color w:val="888888"/>
           <w:sz w:val="24"/>
         </w:rPr>
-        <w:t>贾樟柯编剧新电影《敦煌妈妈》备案立项：独居母亲喜欢上使用 AI，实现横穿中国</w:t>
+        <w:t>荣耀方飞：Robot Phone 只是第一代探索，未来手机会从“应用的容器”走向“智能体的舞台”</w:t>
       </w:r>
     </w:p>
     <w:p>
@@ -325,12 +131,7 @@
           <w:color w:val="888888"/>
           <w:sz w:val="18"/>
         </w:rPr>
-        <w:t>来源:IT之家 | 时间:08-14 13:18</w:t>
-      </w:r>
-    </w:p>
-    <w:p>
-      <w:r>
-        <w:t>贾樟柯新片《敦煌妈妈》获国家电影局备案，讲述独居母亲借助AI技术排解孤独、规划横穿中国旅程的故事。影片将AI作为人文关怀载体，折射技术普惠与老龄化社会的深层互动。</w:t>
+        <w:t>来源:IT之家 | 时间:08-14 17:59</w:t>
       </w:r>
     </w:p>
     <w:p>
@@ -341,13 +142,13 @@
         </w:rPr>
         <w:t>链接:</w:t>
       </w:r>
-      <w:hyperlink r:id="rId12">
+      <w:hyperlink r:id="rId10">
         <w:r>
           <w:rPr>
             <w:color w:val="0563C1"/>
             <w:u w:val="single"/>
           </w:rPr>
-          <w:t>贾樟柯编剧新电影《敦煌妈妈》备案立项：独居母亲喜欢上使用 AI，实现横穿中国</w:t>
+          <w:t>荣耀方飞：Robot Phone 只是第一代探索，未来手机会从“应用的容器”走向“智能体的舞台”</w:t>
         </w:r>
       </w:hyperlink>
     </w:p>
@@ -371,7 +172,7 @@
           <w:color w:val="888888"/>
           <w:sz w:val="24"/>
         </w:rPr>
-        <w:t>谷歌 DeepMind 团队不再追逐前沿模型研发工作，或迎大规模裁员</w:t>
+        <w:t>70 天超 10 款模型：CNBC 称美国限制反而催化中国 AI 创新，加速进入全球企业业务体系</w:t>
       </w:r>
     </w:p>
     <w:p>
@@ -381,12 +182,7 @@
           <w:color w:val="888888"/>
           <w:sz w:val="18"/>
         </w:rPr>
-        <w:t>来源:IT之家 | 时间:08-14 11:17</w:t>
-      </w:r>
-    </w:p>
-    <w:p>
-      <w:r>
-        <w:t>报道称谷歌DeepMind转向聚焦性价比更高的Flash级别模型，停止盲目追逐参数竞赛。此举预示全球AI研发进入理性务实阶段，资源向工程化、商业化与垂直场景倾斜。</w:t>
+        <w:t>来源:IT之家 | 时间:08-14 17:06</w:t>
       </w:r>
     </w:p>
     <w:p>
@@ -397,13 +193,13 @@
         </w:rPr>
         <w:t>链接:</w:t>
       </w:r>
-      <w:hyperlink r:id="rId13">
+      <w:hyperlink r:id="rId11">
         <w:r>
           <w:rPr>
             <w:color w:val="0563C1"/>
             <w:u w:val="single"/>
           </w:rPr>
-          <w:t>谷歌 DeepMind 团队不再追逐前沿模型研发工作，或迎大规模裁员</w:t>
+          <w:t>70 天超 10 款模型：CNBC 称美国限制反而催化中国 AI 创新，加速进入全球企业业务体系</w:t>
         </w:r>
       </w:hyperlink>
     </w:p>
@@ -427,7 +223,7 @@
           <w:color w:val="888888"/>
           <w:sz w:val="24"/>
         </w:rPr>
-        <w:t>豆包输入法 iOS 版 1.5.0 新增账号登录，词库定时云端同步</w:t>
+        <w:t>芯擎科技自研车规级 7 纳米 AI 加速芯片“天工 100”量产，实现千元级硬件成本</w:t>
       </w:r>
     </w:p>
     <w:p>
@@ -437,12 +233,7 @@
           <w:color w:val="888888"/>
           <w:sz w:val="18"/>
         </w:rPr>
-        <w:t>来源:IT之家 | 时间:08-14 11:43</w:t>
-      </w:r>
-    </w:p>
-    <w:p>
-      <w:r>
-        <w:t>字节跳动豆包输入法iOS版升级至1.5.0，新增账号体系与词库云端同步功能，强化跨设备一致性体验。作为大模型终端入口，此举凸显AI输入法从工具向个人知识中枢演进趋势。</w:t>
+        <w:t>来源:IT之家 | 时间:08-14 15:31</w:t>
       </w:r>
     </w:p>
     <w:p>
@@ -453,13 +244,13 @@
         </w:rPr>
         <w:t>链接:</w:t>
       </w:r>
-      <w:hyperlink r:id="rId14">
+      <w:hyperlink r:id="rId12">
         <w:r>
           <w:rPr>
             <w:color w:val="0563C1"/>
             <w:u w:val="single"/>
           </w:rPr>
-          <w:t>豆包输入法 iOS 版 1.5.0 新增账号登录，词库定时云端同步</w:t>
+          <w:t>芯擎科技自研车规级 7 纳米 AI 加速芯片“天工 100”量产，实现千元级硬件成本</w:t>
         </w:r>
       </w:hyperlink>
     </w:p>
@@ -483,7 +274,7 @@
           <w:color w:val="888888"/>
           <w:sz w:val="24"/>
         </w:rPr>
-        <w:t>微软品牌 Windows Phone 手机工程机上手视频曝光</w:t>
+        <w:t>OpenAI 首席营收官丹尼斯离职，系本周第二位出走核心高管</w:t>
       </w:r>
     </w:p>
     <w:p>
@@ -493,12 +284,109 @@
           <w:color w:val="888888"/>
           <w:sz w:val="18"/>
         </w:rPr>
-        <w:t>来源:IT之家 | 时间:08-14 13:09</w:t>
+        <w:t>来源:IT之家 | 时间:08-14 15:30</w:t>
       </w:r>
     </w:p>
     <w:p>
       <w:r>
-        <w:t>微软WP手机工程机（代号Raven）上手视频曝光，该机开发于2013–2014年，属历史遗存项目。虽无商业价值，但引发对移动操作系统生态闭环与国产替代路径的技术史反思。</w:t>
+        <w:rPr>
+          <w:rFonts w:ascii="Times New Roman" w:hAnsi="Times New Roman" w:eastAsia="宋体"/>
+          <w:sz w:val="18"/>
+        </w:rPr>
+        <w:t>链接:</w:t>
+      </w:r>
+      <w:hyperlink r:id="rId13">
+        <w:r>
+          <w:rPr>
+            <w:color w:val="0563C1"/>
+            <w:u w:val="single"/>
+          </w:rPr>
+          <w:t>OpenAI 首席营收官丹尼斯离职，系本周第二位出走核心高管</w:t>
+        </w:r>
+      </w:hyperlink>
+    </w:p>
+    <w:p>
+      <w:pPr>
+        <w:pStyle w:val="Heading3"/>
+      </w:pPr>
+      <w:r>
+        <w:rPr>
+          <w:rFonts w:ascii="Times New Roman" w:hAnsi="Times New Roman" w:eastAsia="黑体"/>
+          <w:b w:val="0"/>
+          <w:color w:val="888888"/>
+          <w:sz w:val="24"/>
+        </w:rPr>
+        <w:t>【C级·参考】</w:t>
+      </w:r>
+      <w:r>
+        <w:rPr>
+          <w:rFonts w:ascii="Times New Roman" w:hAnsi="Times New Roman" w:eastAsia="黑体"/>
+          <w:b w:val="0"/>
+          <w:color w:val="888888"/>
+          <w:sz w:val="24"/>
+        </w:rPr>
+        <w:t>MiniMax-Music3 音乐模型发布：AI 生成最长 5 分钟歌曲</w:t>
+      </w:r>
+    </w:p>
+    <w:p>
+      <w:r>
+        <w:rPr>
+          <w:rFonts w:ascii="Times New Roman" w:hAnsi="Times New Roman" w:eastAsia="宋体"/>
+          <w:color w:val="888888"/>
+          <w:sz w:val="18"/>
+        </w:rPr>
+        <w:t>来源:IT之家 | 时间:08-14 15:15</w:t>
+      </w:r>
+    </w:p>
+    <w:p>
+      <w:r>
+        <w:rPr>
+          <w:rFonts w:ascii="Times New Roman" w:hAnsi="Times New Roman" w:eastAsia="宋体"/>
+          <w:sz w:val="18"/>
+        </w:rPr>
+        <w:t>链接:</w:t>
+      </w:r>
+      <w:hyperlink r:id="rId14">
+        <w:r>
+          <w:rPr>
+            <w:color w:val="0563C1"/>
+            <w:u w:val="single"/>
+          </w:rPr>
+          <w:t>MiniMax-Music3 音乐模型发布：AI 生成最长 5 分钟歌曲</w:t>
+        </w:r>
+      </w:hyperlink>
+    </w:p>
+    <w:p>
+      <w:pPr>
+        <w:pStyle w:val="Heading3"/>
+      </w:pPr>
+      <w:r>
+        <w:rPr>
+          <w:rFonts w:ascii="Times New Roman" w:hAnsi="Times New Roman" w:eastAsia="黑体"/>
+          <w:b w:val="0"/>
+          <w:color w:val="888888"/>
+          <w:sz w:val="24"/>
+        </w:rPr>
+        <w:t>【C级·参考】</w:t>
+      </w:r>
+      <w:r>
+        <w:rPr>
+          <w:rFonts w:ascii="Times New Roman" w:hAnsi="Times New Roman" w:eastAsia="黑体"/>
+          <w:b w:val="0"/>
+          <w:color w:val="888888"/>
+          <w:sz w:val="24"/>
+        </w:rPr>
+        <w:t>高盛：AI 不太可能在印度引发大规模失业</w:t>
+      </w:r>
+    </w:p>
+    <w:p>
+      <w:r>
+        <w:rPr>
+          <w:rFonts w:ascii="Times New Roman" w:hAnsi="Times New Roman" w:eastAsia="宋体"/>
+          <w:color w:val="888888"/>
+          <w:sz w:val="18"/>
+        </w:rPr>
+        <w:t>来源:IT之家 | 时间:08-14 14:55</w:t>
       </w:r>
     </w:p>
     <w:p>
@@ -515,7 +403,109 @@
             <w:color w:val="0563C1"/>
             <w:u w:val="single"/>
           </w:rPr>
-          <w:t>微软品牌 Windows Phone 手机工程机上手视频曝光</w:t>
+          <w:t>高盛：AI 不太可能在印度引发大规模失业</w:t>
+        </w:r>
+      </w:hyperlink>
+    </w:p>
+    <w:p>
+      <w:pPr>
+        <w:pStyle w:val="Heading3"/>
+      </w:pPr>
+      <w:r>
+        <w:rPr>
+          <w:rFonts w:ascii="Times New Roman" w:hAnsi="Times New Roman" w:eastAsia="黑体"/>
+          <w:b w:val="0"/>
+          <w:color w:val="888888"/>
+          <w:sz w:val="24"/>
+        </w:rPr>
+        <w:t>【C级·参考】</w:t>
+      </w:r>
+      <w:r>
+        <w:rPr>
+          <w:rFonts w:ascii="Times New Roman" w:hAnsi="Times New Roman" w:eastAsia="黑体"/>
+          <w:b w:val="0"/>
+          <w:color w:val="888888"/>
+          <w:sz w:val="24"/>
+        </w:rPr>
+        <w:t>京东发布Q2财报：AI眼镜、AIPC 等AI趋势品类成交额同比增长125%</w:t>
+      </w:r>
+    </w:p>
+    <w:p>
+      <w:r>
+        <w:rPr>
+          <w:rFonts w:ascii="Times New Roman" w:hAnsi="Times New Roman" w:eastAsia="宋体"/>
+          <w:color w:val="888888"/>
+          <w:sz w:val="18"/>
+        </w:rPr>
+        <w:t>来源:Bing新闻 | 时间:08-14 10:50</w:t>
+      </w:r>
+    </w:p>
+    <w:p>
+      <w:r>
+        <w:rPr>
+          <w:rFonts w:ascii="Times New Roman" w:hAnsi="Times New Roman" w:eastAsia="宋体"/>
+          <w:sz w:val="18"/>
+        </w:rPr>
+        <w:t>链接:</w:t>
+      </w:r>
+      <w:hyperlink r:id="rId16">
+        <w:r>
+          <w:rPr>
+            <w:color w:val="0563C1"/>
+            <w:u w:val="single"/>
+          </w:rPr>
+          <w:t>京东发布Q2财报：AI眼镜、AIPC 等AI趋势品类成交额同比增长125%</w:t>
+        </w:r>
+      </w:hyperlink>
+    </w:p>
+    <w:p>
+      <w:pPr>
+        <w:pStyle w:val="Heading3"/>
+      </w:pPr>
+      <w:r>
+        <w:rPr>
+          <w:rFonts w:ascii="Times New Roman" w:hAnsi="Times New Roman" w:eastAsia="黑体"/>
+          <w:b w:val="0"/>
+          <w:color w:val="888888"/>
+          <w:sz w:val="24"/>
+        </w:rPr>
+        <w:t>【C级·参考】</w:t>
+      </w:r>
+      <w:r>
+        <w:rPr>
+          <w:rFonts w:ascii="Times New Roman" w:hAnsi="Times New Roman" w:eastAsia="黑体"/>
+          <w:b w:val="0"/>
+          <w:color w:val="888888"/>
+          <w:sz w:val="24"/>
+        </w:rPr>
+        <w:t>闪极将发布女性款AI眼镜 loomos L1下周见!</w:t>
+      </w:r>
+    </w:p>
+    <w:p>
+      <w:r>
+        <w:rPr>
+          <w:rFonts w:ascii="Times New Roman" w:hAnsi="Times New Roman" w:eastAsia="宋体"/>
+          <w:color w:val="888888"/>
+          <w:sz w:val="18"/>
+        </w:rPr>
+        <w:t>来源:Bing新闻 | 时间:08-14 07:40</w:t>
+      </w:r>
+    </w:p>
+    <w:p>
+      <w:r>
+        <w:rPr>
+          <w:rFonts w:ascii="Times New Roman" w:hAnsi="Times New Roman" w:eastAsia="宋体"/>
+          <w:sz w:val="18"/>
+        </w:rPr>
+        <w:t>链接:</w:t>
+      </w:r>
+      <w:hyperlink r:id="rId17">
+        <w:r>
+          <w:rPr>
+            <w:color w:val="0563C1"/>
+            <w:u w:val="single"/>
+          </w:rPr>
+          <w:t>闪极将发布女性款AI眼镜 loomos L1下周见!</w:t>
         </w:r>
       </w:hyperlink>
     </w:p>
@@ -554,7 +544,53 @@
     </w:p>
     <w:p>
       <w:r>
-        <w:t>OpenAI发布的实证研究报告显示，企业AI应用集中于客服自动化、文档摘要与代码辅助三大场景，73%用户反馈提升员工专注力。报告揭示AI落地从‘炫技’转向‘提效’的本质迁移。</w:t>
+        <w:rPr>
+          <w:rFonts w:ascii="Times New Roman" w:hAnsi="Times New Roman" w:eastAsia="宋体"/>
+          <w:sz w:val="18"/>
+        </w:rPr>
+        <w:t>链接:</w:t>
+      </w:r>
+      <w:hyperlink r:id="rId18">
+        <w:r>
+          <w:rPr>
+            <w:color w:val="0563C1"/>
+            <w:u w:val="single"/>
+          </w:rPr>
+          <w:t>How Organizations Use AI: Evidence from ChatGPT [pdf]</w:t>
+        </w:r>
+      </w:hyperlink>
+    </w:p>
+    <w:p>
+      <w:pPr>
+        <w:pStyle w:val="Heading3"/>
+      </w:pPr>
+      <w:r>
+        <w:rPr>
+          <w:rFonts w:ascii="Times New Roman" w:hAnsi="Times New Roman" w:eastAsia="黑体"/>
+          <w:b w:val="0"/>
+          <w:color w:val="888888"/>
+          <w:sz w:val="24"/>
+        </w:rPr>
+        <w:t>【C级·参考】</w:t>
+      </w:r>
+      <w:r>
+        <w:rPr>
+          <w:rFonts w:ascii="Times New Roman" w:hAnsi="Times New Roman" w:eastAsia="黑体"/>
+          <w:b w:val="0"/>
+          <w:color w:val="888888"/>
+          <w:sz w:val="24"/>
+        </w:rPr>
+        <w:t>Nine PBS sues Iron Mountain over blocked access to archival data</w:t>
+      </w:r>
+    </w:p>
+    <w:p>
+      <w:r>
+        <w:rPr>
+          <w:rFonts w:ascii="Times New Roman" w:hAnsi="Times New Roman" w:eastAsia="宋体"/>
+          <w:color w:val="888888"/>
+          <w:sz w:val="18"/>
+        </w:rPr>
+        <w:t>来源:Hacker News | 时间:08-13 21:14</w:t>
       </w:r>
     </w:p>
     <w:p>
@@ -565,13 +601,13 @@
         </w:rPr>
         <w:t>链接:</w:t>
       </w:r>
-      <w:hyperlink r:id="rId16">
+      <w:hyperlink r:id="rId19">
         <w:r>
           <w:rPr>
             <w:color w:val="0563C1"/>
             <w:u w:val="single"/>
           </w:rPr>
-          <w:t>How Organizations Use AI: Evidence from ChatGPT [pdf]</w:t>
+          <w:t>Nine PBS sues Iron Mountain over blocked access to archival data</w:t>
         </w:r>
       </w:hyperlink>
     </w:p>
@@ -610,18 +646,13 @@
     </w:p>
     <w:p>
       <w:r>
-        <w:t>深度求索（DeepSeek）发布Harness开发者预览版，提供模型微调、推理优化与私有化部署一体化工具链。该平台降低大模型应用门槛，助力中小企业快速构建垂直领域AI解决方案。</w:t>
-      </w:r>
-    </w:p>
-    <w:p>
-      <w:r>
         <w:rPr>
           <w:rFonts w:ascii="Times New Roman" w:hAnsi="Times New Roman" w:eastAsia="宋体"/>
           <w:sz w:val="18"/>
         </w:rPr>
         <w:t>链接:</w:t>
       </w:r>
-      <w:hyperlink r:id="rId17">
+      <w:hyperlink r:id="rId20">
         <w:r>
           <w:rPr>
             <w:color w:val="0563C1"/>
@@ -651,7 +682,7 @@
           <w:color w:val="888888"/>
           <w:sz w:val="24"/>
         </w:rPr>
-        <w:t>Choosing an AI model: one prompt, 11 models, different results</w:t>
+        <w:t>闪极 loomos"好看的不像AI眼镜发布会"定档8月18日武汉</w:t>
       </w:r>
     </w:p>
     <w:p>
@@ -661,12 +692,7 @@
           <w:color w:val="888888"/>
           <w:sz w:val="18"/>
         </w:rPr>
-        <w:t>来源:Hacker News | 时间:08-13 21:05</w:t>
-      </w:r>
-    </w:p>
-    <w:p>
-      <w:r>
-        <w:t>技术博客实测同一提示词在11个主流AI模型输出差异显著，揭示模型幻觉、偏好偏移与领域适配度问题。结果警示企业选型需结合具体任务而非单纯追求参数或榜单排名。</w:t>
+        <w:t>来源:Bing新闻 | 时间:08-13 20:31</w:t>
       </w:r>
     </w:p>
     <w:p>
@@ -677,13 +703,13 @@
         </w:rPr>
         <w:t>链接:</w:t>
       </w:r>
-      <w:hyperlink r:id="rId18">
+      <w:hyperlink r:id="rId21">
         <w:r>
           <w:rPr>
             <w:color w:val="0563C1"/>
             <w:u w:val="single"/>
           </w:rPr>
-          <w:t>Choosing an AI model: one prompt, 11 models, different results</w:t>
+          <w:t>闪极 loomos"好看的不像AI眼镜发布会"定档8月18日武汉</w:t>
         </w:r>
       </w:hyperlink>
     </w:p>
@@ -707,7 +733,7 @@
           <w:color w:val="888888"/>
           <w:sz w:val="24"/>
         </w:rPr>
-        <w:t>Accelerating GPT-5.6 Sol Ultrafast</w:t>
+        <w:t>腾讯高管财报会“畅谈AI大决战”！Q2游戏收入继续大增11%、打脸分析师</w:t>
       </w:r>
     </w:p>
     <w:p>
@@ -717,200 +743,7 @@
           <w:color w:val="888888"/>
           <w:sz w:val="18"/>
         </w:rPr>
-        <w:t>来源:Hacker News | 时间:08-14 02:10</w:t>
-      </w:r>
-    </w:p>
-    <w:p>
-      <w:r>
-        <w:t>Cerebras发布GPT-5.6 Sol Ultrafast加速方案，宣称推理速度提升3倍。该技术基于其Wafer Scale Engine芯片，凸显专用AI硬件对大模型落地的底层支撑价值，但尚未公布商用节点。</w:t>
-      </w:r>
-    </w:p>
-    <w:p>
-      <w:r>
-        <w:rPr>
-          <w:rFonts w:ascii="Times New Roman" w:hAnsi="Times New Roman" w:eastAsia="宋体"/>
-          <w:sz w:val="18"/>
-        </w:rPr>
-        <w:t>链接:</w:t>
-      </w:r>
-      <w:hyperlink r:id="rId19">
-        <w:r>
-          <w:rPr>
-            <w:color w:val="0563C1"/>
-            <w:u w:val="single"/>
-          </w:rPr>
-          <w:t>Accelerating GPT-5.6 Sol Ultrafast</w:t>
-        </w:r>
-      </w:hyperlink>
-    </w:p>
-    <w:p>
-      <w:pPr>
-        <w:pStyle w:val="Heading3"/>
-      </w:pPr>
-      <w:r>
-        <w:rPr>
-          <w:rFonts w:ascii="Times New Roman" w:hAnsi="Times New Roman" w:eastAsia="黑体"/>
-          <w:b w:val="0"/>
-          <w:color w:val="888888"/>
-          <w:sz w:val="24"/>
-        </w:rPr>
-        <w:t>【C级·参考】</w:t>
-      </w:r>
-      <w:r>
-        <w:rPr>
-          <w:rFonts w:ascii="Times New Roman" w:hAnsi="Times New Roman" w:eastAsia="黑体"/>
-          <w:b w:val="0"/>
-          <w:color w:val="888888"/>
-          <w:sz w:val="24"/>
-        </w:rPr>
-        <w:t>AI At Home Part 1: A Box Of Scraps</w:t>
-      </w:r>
-    </w:p>
-    <w:p>
-      <w:r>
-        <w:rPr>
-          <w:rFonts w:ascii="Times New Roman" w:hAnsi="Times New Roman" w:eastAsia="宋体"/>
-          <w:color w:val="888888"/>
-          <w:sz w:val="18"/>
-        </w:rPr>
-        <w:t>来源:Hacker News | 时间:08-14 00:22</w:t>
-      </w:r>
-    </w:p>
-    <w:p>
-      <w:r>
-        <w:t>开发者分享家用AI集群搭建实践：利用二手服务器、旧显卡与开源框架构建低成本推理平台。案例体现AI平民化趋势，也折射中小企业与个人开发者对算力普惠的迫切需求。</w:t>
-      </w:r>
-    </w:p>
-    <w:p>
-      <w:r>
-        <w:rPr>
-          <w:rFonts w:ascii="Times New Roman" w:hAnsi="Times New Roman" w:eastAsia="宋体"/>
-          <w:sz w:val="18"/>
-        </w:rPr>
-        <w:t>链接:</w:t>
-      </w:r>
-      <w:hyperlink r:id="rId20">
-        <w:r>
-          <w:rPr>
-            <w:color w:val="0563C1"/>
-            <w:u w:val="single"/>
-          </w:rPr>
-          <w:t>AI At Home Part 1: A Box Of Scraps</w:t>
-        </w:r>
-      </w:hyperlink>
-    </w:p>
-    <w:p>
-      <w:pPr>
-        <w:pStyle w:val="Heading3"/>
-      </w:pPr>
-      <w:r>
-        <w:rPr>
-          <w:rFonts w:ascii="Times New Roman" w:hAnsi="Times New Roman" w:eastAsia="黑体"/>
-          <w:b w:val="0"/>
-          <w:color w:val="888888"/>
-          <w:sz w:val="24"/>
-        </w:rPr>
-        <w:t>【C级·参考】</w:t>
-      </w:r>
-      <w:r>
-        <w:rPr>
-          <w:rFonts w:ascii="Times New Roman" w:hAnsi="Times New Roman" w:eastAsia="黑体"/>
-          <w:b w:val="0"/>
-          <w:color w:val="888888"/>
-          <w:sz w:val="24"/>
-        </w:rPr>
-        <w:t>Launch HN: Bullet (YC S26) – A Faster Coding Agent</w:t>
-      </w:r>
-    </w:p>
-    <w:p>
-      <w:r>
-        <w:rPr>
-          <w:rFonts w:ascii="Times New Roman" w:hAnsi="Times New Roman" w:eastAsia="宋体"/>
-          <w:color w:val="888888"/>
-          <w:sz w:val="18"/>
-        </w:rPr>
-        <w:t>来源:Hacker News | 时间:08-13 16:14</w:t>
-      </w:r>
-    </w:p>
-    <w:p>
-      <w:r>
-        <w:t>YC孵化项目Bullet发布新型编程智能体，主打‘理解意图+自主执行’双模态开发，支持跨文件重构与API自动集成。其轻量级架构或为开发者工具AI化提供新范式。</w:t>
-      </w:r>
-    </w:p>
-    <w:p>
-      <w:r>
-        <w:rPr>
-          <w:rFonts w:ascii="Times New Roman" w:hAnsi="Times New Roman" w:eastAsia="宋体"/>
-          <w:sz w:val="18"/>
-        </w:rPr>
-        <w:t>链接:</w:t>
-      </w:r>
-      <w:hyperlink r:id="rId21">
-        <w:r>
-          <w:rPr>
-            <w:color w:val="0563C1"/>
-            <w:u w:val="single"/>
-          </w:rPr>
-          <w:t>Launch HN: Bullet (YC S26) – A Faster Coding Agent</w:t>
-        </w:r>
-      </w:hyperlink>
-    </w:p>
-    <w:p>
-      <w:pPr>
-        <w:pStyle w:val="Heading2"/>
-      </w:pPr>
-      <w:r>
-        <w:rPr>
-          <w:rFonts w:ascii="Times New Roman" w:hAnsi="Times New Roman" w:eastAsia="黑体"/>
-          <w:sz w:val="28"/>
-        </w:rPr>
-        <w:t>机器人/AI硬件</w:t>
-      </w:r>
-    </w:p>
-    <w:p>
-      <w:pPr>
-        <w:pStyle w:val="Heading3"/>
-      </w:pPr>
-      <w:r>
-        <w:rPr>
-          <w:rFonts w:ascii="Times New Roman" w:hAnsi="Times New Roman" w:eastAsia="黑体"/>
-          <w:b/>
-          <w:sz w:val="24"/>
-        </w:rPr>
-        <w:t>【B级·关注】</w:t>
-      </w:r>
-      <w:r>
-        <w:rPr>
-          <w:rFonts w:ascii="Times New Roman" w:hAnsi="Times New Roman" w:eastAsia="黑体"/>
-          <w:b/>
-          <w:sz w:val="24"/>
-        </w:rPr>
-        <w:t>《人形机器人试验方法》系列国家标准启动会在武汉举行，宇树科技、小米机器人参会</w:t>
-      </w:r>
-    </w:p>
-    <w:p>
-      <w:r>
-        <w:rPr>
-          <w:rFonts w:ascii="Times New Roman" w:hAnsi="Times New Roman" w:eastAsia="宋体"/>
-          <w:color w:val="888888"/>
-          <w:sz w:val="18"/>
-        </w:rPr>
-        <w:t>来源:IT之家 | 时间:08-14 11:26</w:t>
-      </w:r>
-    </w:p>
-    <w:p>
-      <w:r>
-        <w:t>《人形机器人试验方法》系列国标启动会在武汉召开，宇树科技、小米机器人等头部企业参与编制。标准覆盖环境感知、运动控制等7大模块，为产业规模化落地建立统一技术门槛与安全基准。</w:t>
-      </w:r>
-    </w:p>
-    <w:p>
-      <w:r>
-        <w:rPr>
-          <w:rFonts w:ascii="Times New Roman" w:hAnsi="Times New Roman" w:eastAsia="宋体"/>
-          <w:i/>
-          <w:sz w:val="21"/>
-        </w:rPr>
-        <w:t>角度建议:需确认广州机器人企业（如云从科技、优必选）是否参与标准制定；可结合广州南沙打造‘具身智能产业高地’规划做延伸报道</w:t>
+        <w:t>来源:GameLook | 时间:08-13 09:37</w:t>
       </w:r>
     </w:p>
     <w:p>
@@ -927,663 +760,7 @@
             <w:color w:val="0563C1"/>
             <w:u w:val="single"/>
           </w:rPr>
-          <w:t>《人形机器人试验方法》系列国家标准启动会在武汉举行，宇树科技、小米机器人参会</w:t>
-        </w:r>
-      </w:hyperlink>
-    </w:p>
-    <w:p>
-      <w:pPr>
-        <w:pStyle w:val="Heading3"/>
-      </w:pPr>
-      <w:r>
-        <w:rPr>
-          <w:rFonts w:ascii="Times New Roman" w:hAnsi="Times New Roman" w:eastAsia="黑体"/>
-          <w:b w:val="0"/>
-          <w:color w:val="888888"/>
-          <w:sz w:val="24"/>
-        </w:rPr>
-        <w:t>【C级·参考】</w:t>
-      </w:r>
-      <w:r>
-        <w:rPr>
-          <w:rFonts w:ascii="Times New Roman" w:hAnsi="Times New Roman" w:eastAsia="黑体"/>
-          <w:b w:val="0"/>
-          <w:color w:val="888888"/>
-          <w:sz w:val="24"/>
-        </w:rPr>
-        <w:t>石头推出 P30 Pro / G30S Ultra 扫地机器人，4299 / 5499 元起</w:t>
-      </w:r>
-    </w:p>
-    <w:p>
-      <w:r>
-        <w:rPr>
-          <w:rFonts w:ascii="Times New Roman" w:hAnsi="Times New Roman" w:eastAsia="宋体"/>
-          <w:color w:val="888888"/>
-          <w:sz w:val="18"/>
-        </w:rPr>
-        <w:t>来源:IT之家 | 时间:08-14 12:25</w:t>
-      </w:r>
-    </w:p>
-    <w:p>
-      <w:r>
-        <w:t>石头科技发布P30 Pro与G30S Ultra扫地机器人，搭载双激光导航与AI避障算法，支持上下水自动清洁。定价直指高端市场，反映家居服务机器人正从‘能扫’迈向‘懂家’的体验升级。</w:t>
-      </w:r>
-    </w:p>
-    <w:p>
-      <w:r>
-        <w:rPr>
-          <w:rFonts w:ascii="Times New Roman" w:hAnsi="Times New Roman" w:eastAsia="宋体"/>
-          <w:sz w:val="18"/>
-        </w:rPr>
-        <w:t>链接:</w:t>
-      </w:r>
-      <w:hyperlink r:id="rId23">
-        <w:r>
-          <w:rPr>
-            <w:color w:val="0563C1"/>
-            <w:u w:val="single"/>
-          </w:rPr>
-          <w:t>石头推出 P30 Pro / G30S Ultra 扫地机器人，4299 / 5499 元起</w:t>
-        </w:r>
-      </w:hyperlink>
-    </w:p>
-    <w:p>
-      <w:pPr>
-        <w:pStyle w:val="Heading2"/>
-      </w:pPr>
-      <w:r>
-        <w:rPr>
-          <w:rFonts w:ascii="Times New Roman" w:hAnsi="Times New Roman" w:eastAsia="黑体"/>
-          <w:sz w:val="28"/>
-        </w:rPr>
-        <w:t>无人驾驶/低空/智慧出行</w:t>
-      </w:r>
-    </w:p>
-    <w:p>
-      <w:pPr>
-        <w:pStyle w:val="Heading3"/>
-      </w:pPr>
-      <w:r>
-        <w:rPr>
-          <w:rFonts w:ascii="Times New Roman" w:hAnsi="Times New Roman" w:eastAsia="黑体"/>
-          <w:b/>
-          <w:color w:val="41D87E"/>
-          <w:sz w:val="24"/>
-        </w:rPr>
-        <w:t>【A级·线索】</w:t>
-      </w:r>
-      <w:r>
-        <w:rPr>
-          <w:rFonts w:ascii="Times New Roman" w:hAnsi="Times New Roman" w:eastAsia="黑体"/>
-          <w:b/>
-          <w:color w:val="41D87E"/>
-          <w:sz w:val="24"/>
-        </w:rPr>
-        <w:t>中国首款舱驾融合整车智能体芯片：地平线星空获头部新能源车企定点</w:t>
-      </w:r>
-    </w:p>
-    <w:p>
-      <w:r>
-        <w:rPr>
-          <w:rFonts w:ascii="Times New Roman" w:hAnsi="Times New Roman" w:eastAsia="宋体"/>
-          <w:color w:val="888888"/>
-          <w:sz w:val="18"/>
-        </w:rPr>
-        <w:t>来源:IT之家 | 时间:08-14 13:41</w:t>
-      </w:r>
-    </w:p>
-    <w:p>
-      <w:r>
-        <w:t>地平线宣布其自研「星空」芯片获国内头部新能源车企定点，将用于全新车型平台的高端AI座舱方案，系国内首款实现舱驾融合的整车智能体芯片，推动智能汽车从功能叠加迈向系统级协同。</w:t>
-      </w:r>
-    </w:p>
-    <w:p>
-      <w:r>
-        <w:rPr>
-          <w:rFonts w:ascii="Times New Roman" w:hAnsi="Times New Roman" w:eastAsia="宋体"/>
-          <w:i/>
-          <w:sz w:val="21"/>
-        </w:rPr>
-        <w:t>角度建议:应追踪该车企是否含广汽集团，同步联系广州智能网联汽车示范区（如黄埔、南沙）了解「星空」芯片在本地测试车队中的部署进展</w:t>
-      </w:r>
-    </w:p>
-    <w:p>
-      <w:r>
-        <w:rPr>
-          <w:rFonts w:ascii="Times New Roman" w:hAnsi="Times New Roman" w:eastAsia="宋体"/>
-          <w:sz w:val="18"/>
-        </w:rPr>
-        <w:t>链接:</w:t>
-      </w:r>
-      <w:hyperlink r:id="rId24">
-        <w:r>
-          <w:rPr>
-            <w:color w:val="0563C1"/>
-            <w:u w:val="single"/>
-          </w:rPr>
-          <w:t>中国首款舱驾融合整车智能体芯片：地平线星空获头部新能源车企定点</w:t>
-        </w:r>
-      </w:hyperlink>
-    </w:p>
-    <w:p>
-      <w:pPr>
-        <w:pStyle w:val="Heading3"/>
-      </w:pPr>
-      <w:r>
-        <w:rPr>
-          <w:rFonts w:ascii="Times New Roman" w:hAnsi="Times New Roman" w:eastAsia="黑体"/>
-          <w:b/>
-          <w:sz w:val="24"/>
-        </w:rPr>
-        <w:t>【B级·关注】</w:t>
-      </w:r>
-      <w:r>
-        <w:rPr>
-          <w:rFonts w:ascii="Times New Roman" w:hAnsi="Times New Roman" w:eastAsia="黑体"/>
-          <w:b/>
-          <w:sz w:val="24"/>
-        </w:rPr>
-        <w:t>全新长安深蓝 G318 官宣：搭载华为乾崑智驾 ADS 5 Pro、鸿蒙座舱 HarmonySpace 5</w:t>
-      </w:r>
-    </w:p>
-    <w:p>
-      <w:r>
-        <w:rPr>
-          <w:rFonts w:ascii="Times New Roman" w:hAnsi="Times New Roman" w:eastAsia="宋体"/>
-          <w:color w:val="888888"/>
-          <w:sz w:val="18"/>
-        </w:rPr>
-        <w:t>来源:IT之家 | 时间:08-14 11:40</w:t>
-      </w:r>
-    </w:p>
-    <w:p>
-      <w:r>
-        <w:t>长安深蓝G318官宣搭载华为最新ADS 5 Pro高阶智驾系统及HarmonySpace 5座舱，本周末起陆续到店。该车是华为智驾方案向主流燃油/混动平台拓展的关键落地车型，技术整合深度超预期。</w:t>
-      </w:r>
-    </w:p>
-    <w:p>
-      <w:r>
-        <w:rPr>
-          <w:rFonts w:ascii="Times New Roman" w:hAnsi="Times New Roman" w:eastAsia="宋体"/>
-          <w:i/>
-          <w:sz w:val="21"/>
-        </w:rPr>
-        <w:t>角度建议:关注华为与广汽合作动态，核查G318是否进入广州网约车试点目录；可对比小鹏MONA、比亚迪方程豹在粤销售策略</w:t>
-      </w:r>
-    </w:p>
-    <w:p>
-      <w:r>
-        <w:rPr>
-          <w:rFonts w:ascii="Times New Roman" w:hAnsi="Times New Roman" w:eastAsia="宋体"/>
-          <w:sz w:val="18"/>
-        </w:rPr>
-        <w:t>链接:</w:t>
-      </w:r>
-      <w:hyperlink r:id="rId25">
-        <w:r>
-          <w:rPr>
-            <w:color w:val="0563C1"/>
-            <w:u w:val="single"/>
-          </w:rPr>
-          <w:t>全新长安深蓝 G318 官宣：搭载华为乾崑智驾 ADS 5 Pro、鸿蒙座舱 HarmonySpace 5</w:t>
-        </w:r>
-      </w:hyperlink>
-    </w:p>
-    <w:p>
-      <w:pPr>
-        <w:pStyle w:val="Heading3"/>
-      </w:pPr>
-      <w:r>
-        <w:rPr>
-          <w:rFonts w:ascii="Times New Roman" w:hAnsi="Times New Roman" w:eastAsia="黑体"/>
-          <w:b w:val="0"/>
-          <w:color w:val="888888"/>
-          <w:sz w:val="24"/>
-        </w:rPr>
-        <w:t>【C级·参考】</w:t>
-      </w:r>
-      <w:r>
-        <w:rPr>
-          <w:rFonts w:ascii="Times New Roman" w:hAnsi="Times New Roman" w:eastAsia="黑体"/>
-          <w:b w:val="0"/>
-          <w:color w:val="888888"/>
-          <w:sz w:val="24"/>
-        </w:rPr>
-        <w:t>极氪回应“800 万元天价赛照”传闻：属外界误读，前期高额投入旨在填补行业空白</w:t>
-      </w:r>
-    </w:p>
-    <w:p>
-      <w:r>
-        <w:rPr>
-          <w:rFonts w:ascii="Times New Roman" w:hAnsi="Times New Roman" w:eastAsia="宋体"/>
-          <w:color w:val="888888"/>
-          <w:sz w:val="18"/>
-        </w:rPr>
-        <w:t>来源:IT之家 | 时间:08-14 11:50</w:t>
-      </w:r>
-    </w:p>
-    <w:p>
-      <w:r>
-        <w:t>极氪澄清新能源飘移赛照培训成本被误读为‘天价’，强调投入用于建立行业首个新能源性能驾驶认证体系。此举填补电动时代专业驾驶培训空白，推动高性能电动车用户教育标准化。</w:t>
-      </w:r>
-    </w:p>
-    <w:p>
-      <w:r>
-        <w:rPr>
-          <w:rFonts w:ascii="Times New Roman" w:hAnsi="Times New Roman" w:eastAsia="宋体"/>
-          <w:sz w:val="18"/>
-        </w:rPr>
-        <w:t>链接:</w:t>
-      </w:r>
-      <w:hyperlink r:id="rId26">
-        <w:r>
-          <w:rPr>
-            <w:color w:val="0563C1"/>
-            <w:u w:val="single"/>
-          </w:rPr>
-          <w:t>极氪回应“800 万元天价赛照”传闻：属外界误读，前期高额投入旨在填补行业空白</w:t>
-        </w:r>
-      </w:hyperlink>
-    </w:p>
-    <w:p>
-      <w:pPr>
-        <w:pStyle w:val="Heading2"/>
-      </w:pPr>
-      <w:r>
-        <w:rPr>
-          <w:rFonts w:ascii="Times New Roman" w:hAnsi="Times New Roman" w:eastAsia="黑体"/>
-          <w:sz w:val="28"/>
-        </w:rPr>
-        <w:t>电商/直播/即时零售</w:t>
-      </w:r>
-    </w:p>
-    <w:p>
-      <w:pPr>
-        <w:pStyle w:val="Heading3"/>
-      </w:pPr>
-      <w:r>
-        <w:rPr>
-          <w:rFonts w:ascii="Times New Roman" w:hAnsi="Times New Roman" w:eastAsia="黑体"/>
-          <w:b/>
-          <w:color w:val="41D87E"/>
-          <w:sz w:val="24"/>
-        </w:rPr>
-        <w:t>【A级·线索】</w:t>
-      </w:r>
-      <w:r>
-        <w:rPr>
-          <w:rFonts w:ascii="Times New Roman" w:hAnsi="Times New Roman" w:eastAsia="黑体"/>
-          <w:b/>
-          <w:color w:val="41D87E"/>
-          <w:sz w:val="24"/>
-        </w:rPr>
-        <w:t>东方甄选：发现大量异常仅退款订单，犯罪嫌疑人已被采取刑事强制措施</w:t>
-      </w:r>
-    </w:p>
-    <w:p>
-      <w:r>
-        <w:rPr>
-          <w:rFonts w:ascii="Times New Roman" w:hAnsi="Times New Roman" w:eastAsia="宋体"/>
-          <w:color w:val="888888"/>
-          <w:sz w:val="18"/>
-        </w:rPr>
-        <w:t>来源:IT之家 | 时间:08-14 10:53</w:t>
-      </w:r>
-    </w:p>
-    <w:p>
-      <w:r>
-        <w:t>东方甄选披露侦破一起黑灰产团伙利用平台规则漏洞实施‘薅羊毛式’仅退款诈骗案，涉案金额较大，嫌疑人已被刑拘。事件暴露直播电商风控体系新挑战，引发行业合规升级讨论。</w:t>
-      </w:r>
-    </w:p>
-    <w:p>
-      <w:r>
-        <w:rPr>
-          <w:rFonts w:ascii="Times New Roman" w:hAnsi="Times New Roman" w:eastAsia="宋体"/>
-          <w:i/>
-          <w:sz w:val="21"/>
-        </w:rPr>
-        <w:t>角度建议:应重点核查广东地区（尤其广州白云、番禺直播基地）是否存在同类团伙活动，联动广东省消委会、市场监管局梳理省内平台‘仅退款’投诉激增数据</w:t>
-      </w:r>
-    </w:p>
-    <w:p>
-      <w:r>
-        <w:rPr>
-          <w:rFonts w:ascii="Times New Roman" w:hAnsi="Times New Roman" w:eastAsia="宋体"/>
-          <w:sz w:val="18"/>
-        </w:rPr>
-        <w:t>链接:</w:t>
-      </w:r>
-      <w:hyperlink r:id="rId27">
-        <w:r>
-          <w:rPr>
-            <w:color w:val="0563C1"/>
-            <w:u w:val="single"/>
-          </w:rPr>
-          <w:t>东方甄选：发现大量异常仅退款订单，犯罪嫌疑人已被采取刑事强制措施</w:t>
-        </w:r>
-      </w:hyperlink>
-    </w:p>
-    <w:p>
-      <w:pPr>
-        <w:pStyle w:val="Heading3"/>
-      </w:pPr>
-      <w:r>
-        <w:rPr>
-          <w:rFonts w:ascii="Times New Roman" w:hAnsi="Times New Roman" w:eastAsia="黑体"/>
-          <w:b/>
-          <w:sz w:val="24"/>
-        </w:rPr>
-        <w:t>【B级·关注】</w:t>
-      </w:r>
-      <w:r>
-        <w:rPr>
-          <w:rFonts w:ascii="Times New Roman" w:hAnsi="Times New Roman" w:eastAsia="黑体"/>
-          <w:b/>
-          <w:sz w:val="24"/>
-        </w:rPr>
-        <w:t>全球首发：京东七鲜咖啡首家 24 小时智能化无人咖啡店落地北京，AI 推荐、机器人制作</w:t>
-      </w:r>
-    </w:p>
-    <w:p>
-      <w:r>
-        <w:rPr>
-          <w:rFonts w:ascii="Times New Roman" w:hAnsi="Times New Roman" w:eastAsia="宋体"/>
-          <w:color w:val="888888"/>
-          <w:sz w:val="18"/>
-        </w:rPr>
-        <w:t>来源:IT之家 | 时间:08-14 12:34</w:t>
-      </w:r>
-    </w:p>
-    <w:p>
-      <w:r>
-        <w:t>京东七鲜咖啡在北京银河SOHO开出全国首家24小时无人咖啡店，集成AI个性化推荐、机械臂现磨、全自动出杯全流程，标志着即时零售从‘快’向‘智+无人’服务模式升级。</w:t>
-      </w:r>
-    </w:p>
-    <w:p>
-      <w:r>
-        <w:rPr>
-          <w:rFonts w:ascii="Times New Roman" w:hAnsi="Times New Roman" w:eastAsia="宋体"/>
-          <w:i/>
-          <w:sz w:val="21"/>
-        </w:rPr>
-        <w:t>角度建议:需确认广州天河城、北京路等核心商圈是否有七鲜无人店建设计划；可采访广州本地无人零售企业（如友宝、丰e足食）探讨技术复用可能性</w:t>
-      </w:r>
-    </w:p>
-    <w:p>
-      <w:r>
-        <w:rPr>
-          <w:rFonts w:ascii="Times New Roman" w:hAnsi="Times New Roman" w:eastAsia="宋体"/>
-          <w:sz w:val="18"/>
-        </w:rPr>
-        <w:t>链接:</w:t>
-      </w:r>
-      <w:hyperlink r:id="rId28">
-        <w:r>
-          <w:rPr>
-            <w:color w:val="0563C1"/>
-            <w:u w:val="single"/>
-          </w:rPr>
-          <w:t>全球首发：京东七鲜咖啡首家 24 小时智能化无人咖啡店落地北京，AI 推荐、机器人制作</w:t>
-        </w:r>
-      </w:hyperlink>
-    </w:p>
-    <w:p>
-      <w:pPr>
-        <w:pStyle w:val="Heading3"/>
-      </w:pPr>
-      <w:r>
-        <w:rPr>
-          <w:rFonts w:ascii="Times New Roman" w:hAnsi="Times New Roman" w:eastAsia="黑体"/>
-          <w:b/>
-          <w:sz w:val="24"/>
-        </w:rPr>
-        <w:t>【B级·关注】</w:t>
-      </w:r>
-      <w:r>
-        <w:rPr>
-          <w:rFonts w:ascii="Times New Roman" w:hAnsi="Times New Roman" w:eastAsia="黑体"/>
-          <w:b/>
-          <w:sz w:val="24"/>
-        </w:rPr>
-        <w:t>京东 CEO 许冉：今年二季度外卖总投入实现同比减亏超 50%，单均补贴在明显下降</w:t>
-      </w:r>
-    </w:p>
-    <w:p>
-      <w:r>
-        <w:rPr>
-          <w:rFonts w:ascii="Times New Roman" w:hAnsi="Times New Roman" w:eastAsia="宋体"/>
-          <w:color w:val="888888"/>
-          <w:sz w:val="18"/>
-        </w:rPr>
-        <w:t>来源:IT之家 | 时间:08-14 09:51</w:t>
-      </w:r>
-    </w:p>
-    <w:p>
-      <w:r>
-        <w:t>京东CEO许冉透露二季度外卖业务减亏超50%，单均补贴持续收窄，验证‘自营+即时配送’模式的盈利可行性。在美团、抖音本地生活激烈竞争下，京东正构建差异化履约效率优势。</w:t>
-      </w:r>
-    </w:p>
-    <w:p>
-      <w:r>
-        <w:rPr>
-          <w:rFonts w:ascii="Times New Roman" w:hAnsi="Times New Roman" w:eastAsia="宋体"/>
-          <w:i/>
-          <w:sz w:val="21"/>
-        </w:rPr>
-        <w:t>角度建议:需调研京东外卖在广州天河、越秀等核心城区的商户覆盖率与骑手调度响应时效，对比美团闪购数据</w:t>
-      </w:r>
-    </w:p>
-    <w:p>
-      <w:r>
-        <w:rPr>
-          <w:rFonts w:ascii="Times New Roman" w:hAnsi="Times New Roman" w:eastAsia="宋体"/>
-          <w:sz w:val="18"/>
-        </w:rPr>
-        <w:t>链接:</w:t>
-      </w:r>
-      <w:hyperlink r:id="rId29">
-        <w:r>
-          <w:rPr>
-            <w:color w:val="0563C1"/>
-            <w:u w:val="single"/>
-          </w:rPr>
-          <w:t>京东 CEO 许冉：今年二季度外卖总投入实现同比减亏超 50%，单均补贴在明显下降</w:t>
-        </w:r>
-      </w:hyperlink>
-    </w:p>
-    <w:p>
-      <w:pPr>
-        <w:pStyle w:val="Heading3"/>
-      </w:pPr>
-      <w:r>
-        <w:rPr>
-          <w:rFonts w:ascii="Times New Roman" w:hAnsi="Times New Roman" w:eastAsia="黑体"/>
-          <w:b w:val="0"/>
-          <w:color w:val="888888"/>
-          <w:sz w:val="24"/>
-        </w:rPr>
-        <w:t>【C级·参考】</w:t>
-      </w:r>
-      <w:r>
-        <w:rPr>
-          <w:rFonts w:ascii="Times New Roman" w:hAnsi="Times New Roman" w:eastAsia="黑体"/>
-          <w:b w:val="0"/>
-          <w:color w:val="888888"/>
-          <w:sz w:val="24"/>
-        </w:rPr>
-        <w:t>Counterpoint：618 购物节后中国智能手机市场销量同比跌幅扩大到两位数</w:t>
-      </w:r>
-    </w:p>
-    <w:p>
-      <w:r>
-        <w:rPr>
-          <w:rFonts w:ascii="Times New Roman" w:hAnsi="Times New Roman" w:eastAsia="宋体"/>
-          <w:color w:val="888888"/>
-          <w:sz w:val="18"/>
-        </w:rPr>
-        <w:t>来源:IT之家 | 时间:08-14 11:54</w:t>
-      </w:r>
-    </w:p>
-    <w:p>
-      <w:r>
-        <w:t>Counterpoint数据显示，618后中国智能手机销量同比跌幅扩大至两位数，前30周累计下滑8.6%。消费疲软叠加换机周期拉长，倒逼厂商加速向AI手机、折叠屏等高附加值品类转型。</w:t>
-      </w:r>
-    </w:p>
-    <w:p>
-      <w:r>
-        <w:rPr>
-          <w:rFonts w:ascii="Times New Roman" w:hAnsi="Times New Roman" w:eastAsia="宋体"/>
-          <w:sz w:val="18"/>
-        </w:rPr>
-        <w:t>链接:</w:t>
-      </w:r>
-      <w:hyperlink r:id="rId30">
-        <w:r>
-          <w:rPr>
-            <w:color w:val="0563C1"/>
-            <w:u w:val="single"/>
-          </w:rPr>
-          <w:t>Counterpoint：618 购物节后中国智能手机市场销量同比跌幅扩大到两位数</w:t>
-        </w:r>
-      </w:hyperlink>
-    </w:p>
-    <w:p>
-      <w:pPr>
-        <w:pStyle w:val="Heading2"/>
-      </w:pPr>
-      <w:r>
-        <w:rPr>
-          <w:rFonts w:ascii="Times New Roman" w:hAnsi="Times New Roman" w:eastAsia="黑体"/>
-          <w:sz w:val="28"/>
-        </w:rPr>
-        <w:t>游戏/电竞/平台公司</w:t>
-      </w:r>
-    </w:p>
-    <w:p>
-      <w:pPr>
-        <w:pStyle w:val="Heading3"/>
-      </w:pPr>
-      <w:r>
-        <w:rPr>
-          <w:rFonts w:ascii="Times New Roman" w:hAnsi="Times New Roman" w:eastAsia="黑体"/>
-          <w:b/>
-          <w:sz w:val="24"/>
-        </w:rPr>
-        <w:t>【B级·关注】</w:t>
-      </w:r>
-      <w:r>
-        <w:rPr>
-          <w:rFonts w:ascii="Times New Roman" w:hAnsi="Times New Roman" w:eastAsia="黑体"/>
-          <w:b/>
-          <w:sz w:val="24"/>
-        </w:rPr>
-        <w:t>《影之刃零》预售登顶Steam畅销榜，甄子丹：“让中国功夫震撼世界”</w:t>
-      </w:r>
-    </w:p>
-    <w:p>
-      <w:r>
-        <w:rPr>
-          <w:rFonts w:ascii="Times New Roman" w:hAnsi="Times New Roman" w:eastAsia="宋体"/>
-          <w:color w:val="888888"/>
-          <w:sz w:val="18"/>
-        </w:rPr>
-        <w:t>来源:GameLook | 时间:08-13 10:06</w:t>
-      </w:r>
-    </w:p>
-    <w:p>
-      <w:r>
-        <w:t>国产武侠动作游戏《影之刃零》开启预售即登顶Steam国区畅销榜，甄子丹担任武术指导并发声助力。产品以硬核战斗系统与东方美学叙事突围，被视为国产3A级单机重要突破。</w:t>
-      </w:r>
-    </w:p>
-    <w:p>
-      <w:r>
-        <w:rPr>
-          <w:rFonts w:ascii="Times New Roman" w:hAnsi="Times New Roman" w:eastAsia="宋体"/>
-          <w:i/>
-          <w:sz w:val="21"/>
-        </w:rPr>
-        <w:t>角度建议:需确认开发方灵游坊是否在广州设有工作室（其母公司曾布局大湾区），并联系广州动漫游戏协会评估对本地IP孵化与人才回流的带动效应</w:t>
-      </w:r>
-    </w:p>
-    <w:p>
-      <w:r>
-        <w:rPr>
-          <w:rFonts w:ascii="Times New Roman" w:hAnsi="Times New Roman" w:eastAsia="宋体"/>
-          <w:sz w:val="18"/>
-        </w:rPr>
-        <w:t>链接:</w:t>
-      </w:r>
-      <w:hyperlink r:id="rId31">
-        <w:r>
-          <w:rPr>
-            <w:color w:val="0563C1"/>
-            <w:u w:val="single"/>
-          </w:rPr>
-          <w:t>《影之刃零》预售登顶Steam畅销榜，甄子丹：“让中国功夫震撼世界”</w:t>
-        </w:r>
-      </w:hyperlink>
-    </w:p>
-    <w:p>
-      <w:pPr>
-        <w:pStyle w:val="Heading3"/>
-      </w:pPr>
-      <w:r>
-        <w:rPr>
-          <w:rFonts w:ascii="Times New Roman" w:hAnsi="Times New Roman" w:eastAsia="黑体"/>
-          <w:b/>
-          <w:sz w:val="24"/>
-        </w:rPr>
-        <w:t>【B级·关注】</w:t>
-      </w:r>
-      <w:r>
-        <w:rPr>
-          <w:rFonts w:ascii="Times New Roman" w:hAnsi="Times New Roman" w:eastAsia="黑体"/>
-          <w:b/>
-          <w:sz w:val="24"/>
-        </w:rPr>
-        <w:t>腾讯Q2财报披露：休闲游戏成新隐形王牌，游戏收入同比增长11%</w:t>
-      </w:r>
-    </w:p>
-    <w:p>
-      <w:r>
-        <w:rPr>
-          <w:rFonts w:ascii="Times New Roman" w:hAnsi="Times New Roman" w:eastAsia="宋体"/>
-          <w:color w:val="888888"/>
-          <w:sz w:val="18"/>
-        </w:rPr>
-        <w:t>来源:GameLook | 时间:08-14 08:14</w:t>
-      </w:r>
-    </w:p>
-    <w:p>
-      <w:r>
-        <w:t>腾讯二季度游戏收入同比增11%，其中休闲游戏贡献突出，印证‘轻量化+社交化+小程序化’路径成功。在监管趋严背景下，休闲品类成为稳定基本盘与拓展银发/下沉用户的关键抓手。</w:t>
-      </w:r>
-    </w:p>
-    <w:p>
-      <w:r>
-        <w:rPr>
-          <w:rFonts w:ascii="Times New Roman" w:hAnsi="Times New Roman" w:eastAsia="宋体"/>
-          <w:i/>
-          <w:sz w:val="21"/>
-        </w:rPr>
-        <w:t>角度建议:应深挖微信小游戏在广州中老年群体中的渗透率（如广府棋牌类），访谈广州本土休闲游戏开发商（如创梦天地）谈粤语本地化策略</w:t>
-      </w:r>
-    </w:p>
-    <w:p>
-      <w:r>
-        <w:rPr>
-          <w:rFonts w:ascii="Times New Roman" w:hAnsi="Times New Roman" w:eastAsia="宋体"/>
-          <w:sz w:val="18"/>
-        </w:rPr>
-        <w:t>链接:</w:t>
-      </w:r>
-      <w:hyperlink r:id="rId32">
-        <w:r>
-          <w:rPr>
-            <w:color w:val="0563C1"/>
-            <w:u w:val="single"/>
-          </w:rPr>
-          <w:t>腾讯Q2财报披露：休闲游戏成新隐形王牌，游戏收入同比增长11%</w:t>
+          <w:t>腾讯高管财报会“畅谈AI大决战”！Q2游戏收入继续大增11%、打脸分析师</w:t>
         </w:r>
       </w:hyperlink>
     </w:p>
@@ -1622,18 +799,13 @@
     </w:p>
     <w:p>
       <w:r>
-        <w:t>米哈游关停AI虚拟人项目《BSide: Olivia Lin》，强调其为探索性实验而非商业产品。此举反映头部厂商对AI伦理边界的审慎态度，也预示生成式AI在游戏内容生产中将更聚焦实用化与可控性。</w:t>
-      </w:r>
-    </w:p>
-    <w:p>
-      <w:r>
         <w:rPr>
           <w:rFonts w:ascii="Times New Roman" w:hAnsi="Times New Roman" w:eastAsia="宋体"/>
           <w:sz w:val="18"/>
         </w:rPr>
         <w:t>链接:</w:t>
       </w:r>
-      <w:hyperlink r:id="rId33">
+      <w:hyperlink r:id="rId23">
         <w:r>
           <w:rPr>
             <w:color w:val="0563C1"/>
@@ -1663,7 +835,7 @@
           <w:color w:val="888888"/>
           <w:sz w:val="24"/>
         </w:rPr>
-        <w:t>亚马逊MMO全线雪崩！放弃《失落方舟》《王权与自由》发行权、还给研发</w:t>
+        <w:t>抢占C位，AI眼镜为何愿意在南京路开全国首店？</w:t>
       </w:r>
     </w:p>
     <w:p>
@@ -1673,12 +845,7 @@
           <w:color w:val="888888"/>
           <w:sz w:val="18"/>
         </w:rPr>
-        <w:t>来源:GameLook | 时间:08-14 09:16</w:t>
-      </w:r>
-    </w:p>
-    <w:p>
-      <w:r>
-        <w:t>亚马逊游戏宣布放弃《失落方舟》《王权与自由》两款主力MMO发行权，回归研发本位。此举标志全球巨头收缩泛娱乐战线，聚焦核心IP与AI驱动的游戏引擎技术，重塑行业竞争逻辑。</w:t>
+        <w:t>来源:Bing新闻 | 时间:08-12 21:57</w:t>
       </w:r>
     </w:p>
     <w:p>
@@ -1689,13 +856,13 @@
         </w:rPr>
         <w:t>链接:</w:t>
       </w:r>
-      <w:hyperlink r:id="rId34">
+      <w:hyperlink r:id="rId24">
         <w:r>
           <w:rPr>
             <w:color w:val="0563C1"/>
             <w:u w:val="single"/>
           </w:rPr>
-          <w:t>亚马逊MMO全线雪崩！放弃《失落方舟》《王权与自由》发行权、还给研发</w:t>
+          <w:t>抢占C位，AI眼镜为何愿意在南京路开全国首店？</w:t>
         </w:r>
       </w:hyperlink>
     </w:p>
@@ -1708,7 +875,7 @@
           <w:rFonts w:ascii="Times New Roman" w:hAnsi="Times New Roman" w:eastAsia="黑体"/>
           <w:sz w:val="28"/>
         </w:rPr>
-        <w:t>消费/以旧换新/新餐饮</w:t>
+        <w:t>机器人/AI硬件</w:t>
       </w:r>
     </w:p>
     <w:p>
@@ -1718,18 +885,20 @@
       <w:r>
         <w:rPr>
           <w:rFonts w:ascii="Times New Roman" w:hAnsi="Times New Roman" w:eastAsia="黑体"/>
-          <w:b/>
+          <w:b w:val="0"/>
+          <w:color w:val="888888"/>
           <w:sz w:val="24"/>
         </w:rPr>
-        <w:t>【B级·关注】</w:t>
+        <w:t>【C级·参考】</w:t>
       </w:r>
       <w:r>
         <w:rPr>
           <w:rFonts w:ascii="Times New Roman" w:hAnsi="Times New Roman" w:eastAsia="黑体"/>
-          <w:b/>
+          <w:b w:val="0"/>
+          <w:color w:val="888888"/>
           <w:sz w:val="24"/>
         </w:rPr>
-        <w:t>五菱缤果 Pro 上市 80 天累计销量突破 5 万台</w:t>
+        <w:t>微软 Mico 聊天机器人疑似被“降职”，从 Copilot 语音功能移至学习中心</w:t>
       </w:r>
     </w:p>
     <w:p>
@@ -1739,22 +908,7 @@
           <w:color w:val="888888"/>
           <w:sz w:val="18"/>
         </w:rPr>
-        <w:t>来源:IT之家 | 时间:08-14 10:16</w:t>
-      </w:r>
-    </w:p>
-    <w:p>
-      <w:r>
-        <w:t>上汽通用五菱缤果Pro上市80天销量破5万辆，售价5.68万元起，成为A0级纯电市场爆款。其下沉渠道渗透与县域新能源消费激活效应显著，印证‘以旧换新’政策对入门级市场的拉动作用。</w:t>
-      </w:r>
-    </w:p>
-    <w:p>
-      <w:r>
-        <w:rPr>
-          <w:rFonts w:ascii="Times New Roman" w:hAnsi="Times New Roman" w:eastAsia="宋体"/>
-          <w:i/>
-          <w:sz w:val="21"/>
-        </w:rPr>
-        <w:t>角度建议:建议赴广州黄埔、增城等新能源汽车下乡试点区域调研用户画像，对比比亚迪海鸥、广汽埃安Y在粤销量走势</w:t>
+        <w:t>来源:IT之家 | 时间:08-14 17:35</w:t>
       </w:r>
     </w:p>
     <w:p>
@@ -1765,77 +919,13 @@
         </w:rPr>
         <w:t>链接:</w:t>
       </w:r>
-      <w:hyperlink r:id="rId35">
+      <w:hyperlink r:id="rId25">
         <w:r>
           <w:rPr>
             <w:color w:val="0563C1"/>
             <w:u w:val="single"/>
           </w:rPr>
-          <w:t>五菱缤果 Pro 上市 80 天累计销量突破 5 万台</w:t>
-        </w:r>
-      </w:hyperlink>
-    </w:p>
-    <w:p>
-      <w:pPr>
-        <w:pStyle w:val="Heading3"/>
-      </w:pPr>
-      <w:r>
-        <w:rPr>
-          <w:rFonts w:ascii="Times New Roman" w:hAnsi="Times New Roman" w:eastAsia="黑体"/>
-          <w:b/>
-          <w:sz w:val="24"/>
-        </w:rPr>
-        <w:t>【B级·关注】</w:t>
-      </w:r>
-      <w:r>
-        <w:rPr>
-          <w:rFonts w:ascii="Times New Roman" w:hAnsi="Times New Roman" w:eastAsia="黑体"/>
-          <w:b/>
-          <w:sz w:val="24"/>
-        </w:rPr>
-        <w:t>2026 年度电影总票房突破 250 亿元，暑期档连续 34 天单日票房过亿</w:t>
-      </w:r>
-    </w:p>
-    <w:p>
-      <w:r>
-        <w:rPr>
-          <w:rFonts w:ascii="Times New Roman" w:hAnsi="Times New Roman" w:eastAsia="宋体"/>
-          <w:color w:val="888888"/>
-          <w:sz w:val="18"/>
-        </w:rPr>
-        <w:t>来源:IT之家 | 时间:08-14 13:08</w:t>
-      </w:r>
-    </w:p>
-    <w:p>
-      <w:r>
-        <w:t>2026年全国电影总票房（含预售）突破250亿元，暑期档连续34天单日破亿，观影人次超6.3亿。强劲复苏印证文化消费韧性，也为影院终端升级与粤产电影（如《雄狮少年2》）提供市场信心。</w:t>
-      </w:r>
-    </w:p>
-    <w:p>
-      <w:r>
-        <w:rPr>
-          <w:rFonts w:ascii="Times New Roman" w:hAnsi="Times New Roman" w:eastAsia="宋体"/>
-          <w:i/>
-          <w:sz w:val="21"/>
-        </w:rPr>
-        <w:t>角度建议:需统计广州影院暑期档票房占比及粤语场次比例，采访珠江影业、华影南方分析大湾区电影市场结构性变化</w:t>
-      </w:r>
-    </w:p>
-    <w:p>
-      <w:r>
-        <w:rPr>
-          <w:rFonts w:ascii="Times New Roman" w:hAnsi="Times New Roman" w:eastAsia="宋体"/>
-          <w:sz w:val="18"/>
-        </w:rPr>
-        <w:t>链接:</w:t>
-      </w:r>
-      <w:hyperlink r:id="rId36">
-        <w:r>
-          <w:rPr>
-            <w:color w:val="0563C1"/>
-            <w:u w:val="single"/>
-          </w:rPr>
-          <w:t>2026 年度电影总票房突破 250 亿元，暑期档连续 34 天单日票房过亿</w:t>
+          <w:t>微软 Mico 聊天机器人疑似被“降职”，从 Copilot 语音功能移至学习中心</w:t>
         </w:r>
       </w:hyperlink>
     </w:p>
@@ -1859,7 +949,7 @@
           <w:color w:val="888888"/>
           <w:sz w:val="24"/>
         </w:rPr>
-        <w:t>魅族宣布在售机型维持京东原价销售，应对内存芯片价格上涨</w:t>
+        <w:t>极氪 Eva 车载机器人上架京东：主动追踪、智能转向，预售价 799 元</w:t>
       </w:r>
     </w:p>
     <w:p>
@@ -1869,12 +959,609 @@
           <w:color w:val="888888"/>
           <w:sz w:val="18"/>
         </w:rPr>
-        <w:t>来源:IT之家 | 时间:08-14 12:00</w:t>
+        <w:t>来源:IT之家 | 时间:08-14 14:52</w:t>
       </w:r>
     </w:p>
     <w:p>
       <w:r>
-        <w:t>魅族宣布Note16、22等在售机型坚持京东原价销售，不因内存芯片涨价而调价。此举凸显中小手机品牌在供应链波动中维护消费者信任的策略，亦反映广东电子制造企业议价能力变化。</w:t>
+        <w:rPr>
+          <w:rFonts w:ascii="Times New Roman" w:hAnsi="Times New Roman" w:eastAsia="宋体"/>
+          <w:sz w:val="18"/>
+        </w:rPr>
+        <w:t>链接:</w:t>
+      </w:r>
+      <w:hyperlink r:id="rId26">
+        <w:r>
+          <w:rPr>
+            <w:color w:val="0563C1"/>
+            <w:u w:val="single"/>
+          </w:rPr>
+          <w:t>极氪 Eva 车载机器人上架京东：主动追踪、智能转向，预售价 799 元</w:t>
+        </w:r>
+      </w:hyperlink>
+    </w:p>
+    <w:p>
+      <w:pPr>
+        <w:pStyle w:val="Heading2"/>
+      </w:pPr>
+      <w:r>
+        <w:rPr>
+          <w:rFonts w:ascii="Times New Roman" w:hAnsi="Times New Roman" w:eastAsia="黑体"/>
+          <w:sz w:val="28"/>
+        </w:rPr>
+        <w:t>无人驾驶/低空/智慧出行</w:t>
+      </w:r>
+    </w:p>
+    <w:p>
+      <w:r>
+        <w:t>本线口暂无重要更新</w:t>
+      </w:r>
+    </w:p>
+    <w:p>
+      <w:pPr>
+        <w:pStyle w:val="Heading2"/>
+      </w:pPr>
+      <w:r>
+        <w:rPr>
+          <w:rFonts w:ascii="Times New Roman" w:hAnsi="Times New Roman" w:eastAsia="黑体"/>
+          <w:sz w:val="28"/>
+        </w:rPr>
+        <w:t>电商/直播/即时零售</w:t>
+      </w:r>
+    </w:p>
+    <w:p>
+      <w:pPr>
+        <w:pStyle w:val="Heading3"/>
+      </w:pPr>
+      <w:r>
+        <w:rPr>
+          <w:rFonts w:ascii="Times New Roman" w:hAnsi="Times New Roman" w:eastAsia="黑体"/>
+          <w:b w:val="0"/>
+          <w:color w:val="888888"/>
+          <w:sz w:val="24"/>
+        </w:rPr>
+        <w:t>【C级·参考】</w:t>
+      </w:r>
+      <w:r>
+        <w:rPr>
+          <w:rFonts w:ascii="Times New Roman" w:hAnsi="Times New Roman" w:eastAsia="黑体"/>
+          <w:b w:val="0"/>
+          <w:color w:val="888888"/>
+          <w:sz w:val="24"/>
+        </w:rPr>
+        <w:t>曝领克高管因新车泄密被罚 5 万元，工厂直播泄露领克 20 大尾翼造型</w:t>
+      </w:r>
+    </w:p>
+    <w:p>
+      <w:r>
+        <w:rPr>
+          <w:rFonts w:ascii="Times New Roman" w:hAnsi="Times New Roman" w:eastAsia="宋体"/>
+          <w:color w:val="888888"/>
+          <w:sz w:val="18"/>
+        </w:rPr>
+        <w:t>来源:IT之家 | 时间:08-14 15:38</w:t>
+      </w:r>
+    </w:p>
+    <w:p>
+      <w:r>
+        <w:rPr>
+          <w:rFonts w:ascii="Times New Roman" w:hAnsi="Times New Roman" w:eastAsia="宋体"/>
+          <w:sz w:val="18"/>
+        </w:rPr>
+        <w:t>链接:</w:t>
+      </w:r>
+      <w:hyperlink r:id="rId27">
+        <w:r>
+          <w:rPr>
+            <w:color w:val="0563C1"/>
+            <w:u w:val="single"/>
+          </w:rPr>
+          <w:t>曝领克高管因新车泄密被罚 5 万元，工厂直播泄露领克 20 大尾翼造型</w:t>
+        </w:r>
+      </w:hyperlink>
+    </w:p>
+    <w:p>
+      <w:pPr>
+        <w:pStyle w:val="Heading2"/>
+      </w:pPr>
+      <w:r>
+        <w:rPr>
+          <w:rFonts w:ascii="Times New Roman" w:hAnsi="Times New Roman" w:eastAsia="黑体"/>
+          <w:sz w:val="28"/>
+        </w:rPr>
+        <w:t>游戏/电竞/平台公司</w:t>
+      </w:r>
+    </w:p>
+    <w:p>
+      <w:pPr>
+        <w:pStyle w:val="Heading3"/>
+      </w:pPr>
+      <w:r>
+        <w:rPr>
+          <w:rFonts w:ascii="Times New Roman" w:hAnsi="Times New Roman" w:eastAsia="黑体"/>
+          <w:b w:val="0"/>
+          <w:color w:val="888888"/>
+          <w:sz w:val="24"/>
+        </w:rPr>
+        <w:t>【C级·参考】</w:t>
+      </w:r>
+      <w:r>
+        <w:rPr>
+          <w:rFonts w:ascii="Times New Roman" w:hAnsi="Times New Roman" w:eastAsia="黑体"/>
+          <w:b w:val="0"/>
+          <w:color w:val="888888"/>
+          <w:sz w:val="24"/>
+        </w:rPr>
+        <w:t>Steam 喜加一：原价 59 元的冒险点击游戏《德波尼亚》免费领</w:t>
+      </w:r>
+    </w:p>
+    <w:p>
+      <w:r>
+        <w:rPr>
+          <w:rFonts w:ascii="Times New Roman" w:hAnsi="Times New Roman" w:eastAsia="宋体"/>
+          <w:color w:val="888888"/>
+          <w:sz w:val="18"/>
+        </w:rPr>
+        <w:t>来源:IT之家 | 时间:08-14 18:14</w:t>
+      </w:r>
+    </w:p>
+    <w:p>
+      <w:r>
+        <w:rPr>
+          <w:rFonts w:ascii="Times New Roman" w:hAnsi="Times New Roman" w:eastAsia="宋体"/>
+          <w:sz w:val="18"/>
+        </w:rPr>
+        <w:t>链接:</w:t>
+      </w:r>
+      <w:hyperlink r:id="rId28">
+        <w:r>
+          <w:rPr>
+            <w:color w:val="0563C1"/>
+            <w:u w:val="single"/>
+          </w:rPr>
+          <w:t>Steam 喜加一：原价 59 元的冒险点击游戏《德波尼亚》免费领</w:t>
+        </w:r>
+      </w:hyperlink>
+    </w:p>
+    <w:p>
+      <w:pPr>
+        <w:pStyle w:val="Heading3"/>
+      </w:pPr>
+      <w:r>
+        <w:rPr>
+          <w:rFonts w:ascii="Times New Roman" w:hAnsi="Times New Roman" w:eastAsia="黑体"/>
+          <w:b w:val="0"/>
+          <w:color w:val="888888"/>
+          <w:sz w:val="24"/>
+        </w:rPr>
+        <w:t>【C级·参考】</w:t>
+      </w:r>
+      <w:r>
+        <w:rPr>
+          <w:rFonts w:ascii="Times New Roman" w:hAnsi="Times New Roman" w:eastAsia="黑体"/>
+          <w:b w:val="0"/>
+          <w:color w:val="888888"/>
+          <w:sz w:val="24"/>
+        </w:rPr>
+        <w:t>Alinea Analytics：《漫威斗魂》游戏首周销量近 50 万份</w:t>
+      </w:r>
+    </w:p>
+    <w:p>
+      <w:r>
+        <w:rPr>
+          <w:rFonts w:ascii="Times New Roman" w:hAnsi="Times New Roman" w:eastAsia="宋体"/>
+          <w:color w:val="888888"/>
+          <w:sz w:val="18"/>
+        </w:rPr>
+        <w:t>来源:IT之家 | 时间:08-14 17:55</w:t>
+      </w:r>
+    </w:p>
+    <w:p>
+      <w:r>
+        <w:rPr>
+          <w:rFonts w:ascii="Times New Roman" w:hAnsi="Times New Roman" w:eastAsia="宋体"/>
+          <w:sz w:val="18"/>
+        </w:rPr>
+        <w:t>链接:</w:t>
+      </w:r>
+      <w:hyperlink r:id="rId29">
+        <w:r>
+          <w:rPr>
+            <w:color w:val="0563C1"/>
+            <w:u w:val="single"/>
+          </w:rPr>
+          <w:t>Alinea Analytics：《漫威斗魂》游戏首周销量近 50 万份</w:t>
+        </w:r>
+      </w:hyperlink>
+    </w:p>
+    <w:p>
+      <w:pPr>
+        <w:pStyle w:val="Heading3"/>
+      </w:pPr>
+      <w:r>
+        <w:rPr>
+          <w:rFonts w:ascii="Times New Roman" w:hAnsi="Times New Roman" w:eastAsia="黑体"/>
+          <w:b w:val="0"/>
+          <w:color w:val="888888"/>
+          <w:sz w:val="24"/>
+        </w:rPr>
+        <w:t>【C级·参考】</w:t>
+      </w:r>
+      <w:r>
+        <w:rPr>
+          <w:rFonts w:ascii="Times New Roman" w:hAnsi="Times New Roman" w:eastAsia="黑体"/>
+          <w:b w:val="0"/>
+          <w:color w:val="888888"/>
+          <w:sz w:val="24"/>
+        </w:rPr>
+        <w:t>国产武侠游戏《影之刃零》PC 版将首发支持 DLSS 4.5 和光追</w:t>
+      </w:r>
+    </w:p>
+    <w:p>
+      <w:r>
+        <w:rPr>
+          <w:rFonts w:ascii="Times New Roman" w:hAnsi="Times New Roman" w:eastAsia="宋体"/>
+          <w:color w:val="888888"/>
+          <w:sz w:val="18"/>
+        </w:rPr>
+        <w:t>来源:IT之家 | 时间:08-14 16:55</w:t>
+      </w:r>
+    </w:p>
+    <w:p>
+      <w:r>
+        <w:rPr>
+          <w:rFonts w:ascii="Times New Roman" w:hAnsi="Times New Roman" w:eastAsia="宋体"/>
+          <w:sz w:val="18"/>
+        </w:rPr>
+        <w:t>链接:</w:t>
+      </w:r>
+      <w:hyperlink r:id="rId30">
+        <w:r>
+          <w:rPr>
+            <w:color w:val="0563C1"/>
+            <w:u w:val="single"/>
+          </w:rPr>
+          <w:t>国产武侠游戏《影之刃零》PC 版将首发支持 DLSS 4.5 和光追</w:t>
+        </w:r>
+      </w:hyperlink>
+    </w:p>
+    <w:p>
+      <w:pPr>
+        <w:pStyle w:val="Heading3"/>
+      </w:pPr>
+      <w:r>
+        <w:rPr>
+          <w:rFonts w:ascii="Times New Roman" w:hAnsi="Times New Roman" w:eastAsia="黑体"/>
+          <w:b w:val="0"/>
+          <w:color w:val="888888"/>
+          <w:sz w:val="24"/>
+        </w:rPr>
+        <w:t>【C级·参考】</w:t>
+      </w:r>
+      <w:r>
+        <w:rPr>
+          <w:rFonts w:ascii="Times New Roman" w:hAnsi="Times New Roman" w:eastAsia="黑体"/>
+          <w:b w:val="0"/>
+          <w:color w:val="888888"/>
+          <w:sz w:val="24"/>
+        </w:rPr>
+        <w:t>消息称阿里拟 15 亿美元卖出游戏业务“灵犀互娱”，信宸资本有望接手</w:t>
+      </w:r>
+    </w:p>
+    <w:p>
+      <w:r>
+        <w:rPr>
+          <w:rFonts w:ascii="Times New Roman" w:hAnsi="Times New Roman" w:eastAsia="宋体"/>
+          <w:color w:val="888888"/>
+          <w:sz w:val="18"/>
+        </w:rPr>
+        <w:t>来源:IT之家 | 时间:08-14 16:10</w:t>
+      </w:r>
+    </w:p>
+    <w:p>
+      <w:r>
+        <w:rPr>
+          <w:rFonts w:ascii="Times New Roman" w:hAnsi="Times New Roman" w:eastAsia="宋体"/>
+          <w:sz w:val="18"/>
+        </w:rPr>
+        <w:t>链接:</w:t>
+      </w:r>
+      <w:hyperlink r:id="rId31">
+        <w:r>
+          <w:rPr>
+            <w:color w:val="0563C1"/>
+            <w:u w:val="single"/>
+          </w:rPr>
+          <w:t>消息称阿里拟 15 亿美元卖出游戏业务“灵犀互娱”，信宸资本有望接手</w:t>
+        </w:r>
+      </w:hyperlink>
+    </w:p>
+    <w:p>
+      <w:pPr>
+        <w:pStyle w:val="Heading3"/>
+      </w:pPr>
+      <w:r>
+        <w:rPr>
+          <w:rFonts w:ascii="Times New Roman" w:hAnsi="Times New Roman" w:eastAsia="黑体"/>
+          <w:b w:val="0"/>
+          <w:color w:val="888888"/>
+          <w:sz w:val="24"/>
+        </w:rPr>
+        <w:t>【C级·参考】</w:t>
+      </w:r>
+      <w:r>
+        <w:rPr>
+          <w:rFonts w:ascii="Times New Roman" w:hAnsi="Times New Roman" w:eastAsia="黑体"/>
+          <w:b w:val="0"/>
+          <w:color w:val="888888"/>
+          <w:sz w:val="24"/>
+        </w:rPr>
+        <w:t>网易《逆水寒：新世界》首个赛事《剑影杯》S4 定档，“跨服联赛”大优化</w:t>
+      </w:r>
+    </w:p>
+    <w:p>
+      <w:r>
+        <w:rPr>
+          <w:rFonts w:ascii="Times New Roman" w:hAnsi="Times New Roman" w:eastAsia="宋体"/>
+          <w:color w:val="888888"/>
+          <w:sz w:val="18"/>
+        </w:rPr>
+        <w:t>来源:IT之家 | 时间:08-14 15:56</w:t>
+      </w:r>
+    </w:p>
+    <w:p>
+      <w:r>
+        <w:rPr>
+          <w:rFonts w:ascii="Times New Roman" w:hAnsi="Times New Roman" w:eastAsia="宋体"/>
+          <w:sz w:val="18"/>
+        </w:rPr>
+        <w:t>链接:</w:t>
+      </w:r>
+      <w:hyperlink r:id="rId32">
+        <w:r>
+          <w:rPr>
+            <w:color w:val="0563C1"/>
+            <w:u w:val="single"/>
+          </w:rPr>
+          <w:t>网易《逆水寒：新世界》首个赛事《剑影杯》S4 定档，“跨服联赛”大优化</w:t>
+        </w:r>
+      </w:hyperlink>
+    </w:p>
+    <w:p>
+      <w:pPr>
+        <w:pStyle w:val="Heading3"/>
+      </w:pPr>
+      <w:r>
+        <w:rPr>
+          <w:rFonts w:ascii="Times New Roman" w:hAnsi="Times New Roman" w:eastAsia="黑体"/>
+          <w:b w:val="0"/>
+          <w:color w:val="888888"/>
+          <w:sz w:val="24"/>
+        </w:rPr>
+        <w:t>【C级·参考】</w:t>
+      </w:r>
+      <w:r>
+        <w:rPr>
+          <w:rFonts w:ascii="Times New Roman" w:hAnsi="Times New Roman" w:eastAsia="黑体"/>
+          <w:b w:val="0"/>
+          <w:color w:val="888888"/>
+          <w:sz w:val="24"/>
+        </w:rPr>
+        <w:t>《彩虹六号：攻势》游戏“攻坚测试”定档 9 月 15 日，即日起可预约</w:t>
+      </w:r>
+    </w:p>
+    <w:p>
+      <w:r>
+        <w:rPr>
+          <w:rFonts w:ascii="Times New Roman" w:hAnsi="Times New Roman" w:eastAsia="宋体"/>
+          <w:color w:val="888888"/>
+          <w:sz w:val="18"/>
+        </w:rPr>
+        <w:t>来源:IT之家 | 时间:08-14 15:42</w:t>
+      </w:r>
+    </w:p>
+    <w:p>
+      <w:r>
+        <w:rPr>
+          <w:rFonts w:ascii="Times New Roman" w:hAnsi="Times New Roman" w:eastAsia="宋体"/>
+          <w:sz w:val="18"/>
+        </w:rPr>
+        <w:t>链接:</w:t>
+      </w:r>
+      <w:hyperlink r:id="rId33">
+        <w:r>
+          <w:rPr>
+            <w:color w:val="0563C1"/>
+            <w:u w:val="single"/>
+          </w:rPr>
+          <w:t>《彩虹六号：攻势》游戏“攻坚测试”定档 9 月 15 日，即日起可预约</w:t>
+        </w:r>
+      </w:hyperlink>
+    </w:p>
+    <w:p>
+      <w:pPr>
+        <w:pStyle w:val="Heading3"/>
+      </w:pPr>
+      <w:r>
+        <w:rPr>
+          <w:rFonts w:ascii="Times New Roman" w:hAnsi="Times New Roman" w:eastAsia="黑体"/>
+          <w:b w:val="0"/>
+          <w:color w:val="888888"/>
+          <w:sz w:val="24"/>
+        </w:rPr>
+        <w:t>【C级·参考】</w:t>
+      </w:r>
+      <w:r>
+        <w:rPr>
+          <w:rFonts w:ascii="Times New Roman" w:hAnsi="Times New Roman" w:eastAsia="黑体"/>
+          <w:b w:val="0"/>
+          <w:color w:val="888888"/>
+          <w:sz w:val="24"/>
+        </w:rPr>
+        <w:t>官方证实开发中：Epic Games 游戏启动器即将登陆 Linux 平台</w:t>
+      </w:r>
+    </w:p>
+    <w:p>
+      <w:r>
+        <w:rPr>
+          <w:rFonts w:ascii="Times New Roman" w:hAnsi="Times New Roman" w:eastAsia="宋体"/>
+          <w:color w:val="888888"/>
+          <w:sz w:val="18"/>
+        </w:rPr>
+        <w:t>来源:IT之家 | 时间:08-14 14:59</w:t>
+      </w:r>
+    </w:p>
+    <w:p>
+      <w:r>
+        <w:rPr>
+          <w:rFonts w:ascii="Times New Roman" w:hAnsi="Times New Roman" w:eastAsia="宋体"/>
+          <w:sz w:val="18"/>
+        </w:rPr>
+        <w:t>链接:</w:t>
+      </w:r>
+      <w:hyperlink r:id="rId34">
+        <w:r>
+          <w:rPr>
+            <w:color w:val="0563C1"/>
+            <w:u w:val="single"/>
+          </w:rPr>
+          <w:t>官方证实开发中：Epic Games 游戏启动器即将登陆 Linux 平台</w:t>
+        </w:r>
+      </w:hyperlink>
+    </w:p>
+    <w:p>
+      <w:pPr>
+        <w:pStyle w:val="Heading3"/>
+      </w:pPr>
+      <w:r>
+        <w:rPr>
+          <w:rFonts w:ascii="Times New Roman" w:hAnsi="Times New Roman" w:eastAsia="黑体"/>
+          <w:b w:val="0"/>
+          <w:color w:val="888888"/>
+          <w:sz w:val="24"/>
+        </w:rPr>
+        <w:t>【C级·参考】</w:t>
+      </w:r>
+      <w:r>
+        <w:rPr>
+          <w:rFonts w:ascii="Times New Roman" w:hAnsi="Times New Roman" w:eastAsia="黑体"/>
+          <w:b w:val="0"/>
+          <w:color w:val="888888"/>
+          <w:sz w:val="24"/>
+        </w:rPr>
+        <w:t>Insomniac 首款默认 60FPS 光追 PS5 游戏，《漫威金刚狼》9 月 15 日发行</w:t>
+      </w:r>
+    </w:p>
+    <w:p>
+      <w:r>
+        <w:rPr>
+          <w:rFonts w:ascii="Times New Roman" w:hAnsi="Times New Roman" w:eastAsia="宋体"/>
+          <w:color w:val="888888"/>
+          <w:sz w:val="18"/>
+        </w:rPr>
+        <w:t>来源:IT之家 | 时间:08-14 14:54</w:t>
+      </w:r>
+    </w:p>
+    <w:p>
+      <w:r>
+        <w:rPr>
+          <w:rFonts w:ascii="Times New Roman" w:hAnsi="Times New Roman" w:eastAsia="宋体"/>
+          <w:sz w:val="18"/>
+        </w:rPr>
+        <w:t>链接:</w:t>
+      </w:r>
+      <w:hyperlink r:id="rId35">
+        <w:r>
+          <w:rPr>
+            <w:color w:val="0563C1"/>
+            <w:u w:val="single"/>
+          </w:rPr>
+          <w:t>Insomniac 首款默认 60FPS 光追 PS5 游戏，《漫威金刚狼》9 月 15 日发行</w:t>
+        </w:r>
+      </w:hyperlink>
+    </w:p>
+    <w:p>
+      <w:pPr>
+        <w:pStyle w:val="Heading3"/>
+      </w:pPr>
+      <w:r>
+        <w:rPr>
+          <w:rFonts w:ascii="Times New Roman" w:hAnsi="Times New Roman" w:eastAsia="黑体"/>
+          <w:b w:val="0"/>
+          <w:color w:val="888888"/>
+          <w:sz w:val="24"/>
+        </w:rPr>
+        <w:t>【C级·参考】</w:t>
+      </w:r>
+      <w:r>
+        <w:rPr>
+          <w:rFonts w:ascii="Times New Roman" w:hAnsi="Times New Roman" w:eastAsia="黑体"/>
+          <w:b w:val="0"/>
+          <w:color w:val="888888"/>
+          <w:sz w:val="24"/>
+        </w:rPr>
+        <w:t>超十年战略兑现！腾讯Q2 财报披露：休闲游戏成新隐形王牌</w:t>
+      </w:r>
+    </w:p>
+    <w:p>
+      <w:r>
+        <w:rPr>
+          <w:rFonts w:ascii="Times New Roman" w:hAnsi="Times New Roman" w:eastAsia="宋体"/>
+          <w:color w:val="888888"/>
+          <w:sz w:val="18"/>
+        </w:rPr>
+        <w:t>来源:GameLook | 时间:08-14 08:14</w:t>
+      </w:r>
+    </w:p>
+    <w:p>
+      <w:r>
+        <w:rPr>
+          <w:rFonts w:ascii="Times New Roman" w:hAnsi="Times New Roman" w:eastAsia="宋体"/>
+          <w:sz w:val="18"/>
+        </w:rPr>
+        <w:t>链接:</w:t>
+      </w:r>
+      <w:hyperlink r:id="rId36">
+        <w:r>
+          <w:rPr>
+            <w:color w:val="0563C1"/>
+            <w:u w:val="single"/>
+          </w:rPr>
+          <w:t>超十年战略兑现！腾讯Q2 财报披露：休闲游戏成新隐形王牌</w:t>
+        </w:r>
+      </w:hyperlink>
+    </w:p>
+    <w:p>
+      <w:pPr>
+        <w:pStyle w:val="Heading3"/>
+      </w:pPr>
+      <w:r>
+        <w:rPr>
+          <w:rFonts w:ascii="Times New Roman" w:hAnsi="Times New Roman" w:eastAsia="黑体"/>
+          <w:b w:val="0"/>
+          <w:color w:val="888888"/>
+          <w:sz w:val="24"/>
+        </w:rPr>
+        <w:t>【C级·参考】</w:t>
+      </w:r>
+      <w:r>
+        <w:rPr>
+          <w:rFonts w:ascii="Times New Roman" w:hAnsi="Times New Roman" w:eastAsia="黑体"/>
+          <w:b w:val="0"/>
+          <w:color w:val="888888"/>
+          <w:sz w:val="24"/>
+        </w:rPr>
+        <w:t>靠吃政府补贴起家，做出今年Steam最火“多人整活独立游戏”？</w:t>
+      </w:r>
+    </w:p>
+    <w:p>
+      <w:r>
+        <w:rPr>
+          <w:rFonts w:ascii="Times New Roman" w:hAnsi="Times New Roman" w:eastAsia="宋体"/>
+          <w:color w:val="888888"/>
+          <w:sz w:val="18"/>
+        </w:rPr>
+        <w:t>来源:GameLook | 时间:08-13 10:12</w:t>
       </w:r>
     </w:p>
     <w:p>
@@ -1891,7 +1578,70 @@
             <w:color w:val="0563C1"/>
             <w:u w:val="single"/>
           </w:rPr>
-          <w:t>魅族宣布在售机型维持京东原价销售，应对内存芯片价格上涨</w:t>
+          <w:t>靠吃政府补贴起家，做出今年Steam最火“多人整活独立游戏”？</w:t>
+        </w:r>
+      </w:hyperlink>
+    </w:p>
+    <w:p>
+      <w:pPr>
+        <w:pStyle w:val="Heading2"/>
+      </w:pPr>
+      <w:r>
+        <w:rPr>
+          <w:rFonts w:ascii="Times New Roman" w:hAnsi="Times New Roman" w:eastAsia="黑体"/>
+          <w:sz w:val="28"/>
+        </w:rPr>
+        <w:t>消费/以旧换新/新餐饮</w:t>
+      </w:r>
+    </w:p>
+    <w:p>
+      <w:pPr>
+        <w:pStyle w:val="Heading3"/>
+      </w:pPr>
+      <w:r>
+        <w:rPr>
+          <w:rFonts w:ascii="Times New Roman" w:hAnsi="Times New Roman" w:eastAsia="黑体"/>
+          <w:b w:val="0"/>
+          <w:color w:val="888888"/>
+          <w:sz w:val="24"/>
+        </w:rPr>
+        <w:t>【C级·参考】</w:t>
+      </w:r>
+      <w:r>
+        <w:rPr>
+          <w:rFonts w:ascii="Times New Roman" w:hAnsi="Times New Roman" w:eastAsia="黑体"/>
+          <w:b w:val="0"/>
+          <w:color w:val="888888"/>
+          <w:sz w:val="24"/>
+        </w:rPr>
+        <w:t>江苏开展“苏新消费 · 数码焕新”开学季活动：6000 元以上产品最高可补 1000 元</w:t>
+      </w:r>
+    </w:p>
+    <w:p>
+      <w:r>
+        <w:rPr>
+          <w:rFonts w:ascii="Times New Roman" w:hAnsi="Times New Roman" w:eastAsia="宋体"/>
+          <w:color w:val="888888"/>
+          <w:sz w:val="18"/>
+        </w:rPr>
+        <w:t>来源:IT之家 | 时间:08-14 15:06</w:t>
+      </w:r>
+    </w:p>
+    <w:p>
+      <w:r>
+        <w:rPr>
+          <w:rFonts w:ascii="Times New Roman" w:hAnsi="Times New Roman" w:eastAsia="宋体"/>
+          <w:sz w:val="18"/>
+        </w:rPr>
+        <w:t>链接:</w:t>
+      </w:r>
+      <w:hyperlink r:id="rId38">
+        <w:r>
+          <w:rPr>
+            <w:color w:val="0563C1"/>
+            <w:u w:val="single"/>
+          </w:rPr>
+          <w:t>江苏开展“苏新消费 · 数码焕新”开学季活动：6000 元以上产品最高可补 1000 元</w:t>
         </w:r>
       </w:hyperlink>
     </w:p>
@@ -1921,7 +1671,7 @@
           <w:rFonts w:ascii="Times New Roman" w:hAnsi="Times New Roman" w:eastAsia="宋体"/>
           <w:sz w:val="18"/>
         </w:rPr>
-        <w:t>IT之家(60)、GameLook(12)、HackerNews(7)、Bing新闻(4)</w:t>
+        <w:t>IT之家(60)、GameLook(12)、HackerNews(4)、Bing新闻(4)</w:t>
       </w:r>
     </w:p>
     <w:p>

--- a/briefings/线口监测午报-2026-08-14.docx
+++ b/briefings/线口监测午报-2026-08-14.docx
@@ -22,7 +22,7 @@
           <w:color w:val="888888"/>
           <w:sz w:val="18"/>
         </w:rPr>
-        <w:t>监测窗口:近48小时 | 生成时间:2026-08-14 18:38</w:t>
+        <w:t>监测窗口:近48小时 | 生成时间:2026-08-14 19:11</w:t>
       </w:r>
     </w:p>
     <w:p>
@@ -427,57 +427,6 @@
           <w:color w:val="888888"/>
           <w:sz w:val="24"/>
         </w:rPr>
-        <w:t>京东发布Q2财报：AI眼镜、AIPC 等AI趋势品类成交额同比增长125%</w:t>
-      </w:r>
-    </w:p>
-    <w:p>
-      <w:r>
-        <w:rPr>
-          <w:rFonts w:ascii="Times New Roman" w:hAnsi="Times New Roman" w:eastAsia="宋体"/>
-          <w:color w:val="888888"/>
-          <w:sz w:val="18"/>
-        </w:rPr>
-        <w:t>来源:Bing新闻 | 时间:08-14 10:50</w:t>
-      </w:r>
-    </w:p>
-    <w:p>
-      <w:r>
-        <w:rPr>
-          <w:rFonts w:ascii="Times New Roman" w:hAnsi="Times New Roman" w:eastAsia="宋体"/>
-          <w:sz w:val="18"/>
-        </w:rPr>
-        <w:t>链接:</w:t>
-      </w:r>
-      <w:hyperlink r:id="rId16">
-        <w:r>
-          <w:rPr>
-            <w:color w:val="0563C1"/>
-            <w:u w:val="single"/>
-          </w:rPr>
-          <w:t>京东发布Q2财报：AI眼镜、AIPC 等AI趋势品类成交额同比增长125%</w:t>
-        </w:r>
-      </w:hyperlink>
-    </w:p>
-    <w:p>
-      <w:pPr>
-        <w:pStyle w:val="Heading3"/>
-      </w:pPr>
-      <w:r>
-        <w:rPr>
-          <w:rFonts w:ascii="Times New Roman" w:hAnsi="Times New Roman" w:eastAsia="黑体"/>
-          <w:b w:val="0"/>
-          <w:color w:val="888888"/>
-          <w:sz w:val="24"/>
-        </w:rPr>
-        <w:t>【C级·参考】</w:t>
-      </w:r>
-      <w:r>
-        <w:rPr>
-          <w:rFonts w:ascii="Times New Roman" w:hAnsi="Times New Roman" w:eastAsia="黑体"/>
-          <w:b w:val="0"/>
-          <w:color w:val="888888"/>
-          <w:sz w:val="24"/>
-        </w:rPr>
         <w:t>闪极将发布女性款AI眼镜 loomos L1下周见!</w:t>
       </w:r>
     </w:p>
@@ -499,7 +448,7 @@
         </w:rPr>
         <w:t>链接:</w:t>
       </w:r>
-      <w:hyperlink r:id="rId17">
+      <w:hyperlink r:id="rId16">
         <w:r>
           <w:rPr>
             <w:color w:val="0563C1"/>
@@ -550,7 +499,7 @@
         </w:rPr>
         <w:t>链接:</w:t>
       </w:r>
-      <w:hyperlink r:id="rId18">
+      <w:hyperlink r:id="rId17">
         <w:r>
           <w:rPr>
             <w:color w:val="0563C1"/>
@@ -601,7 +550,7 @@
         </w:rPr>
         <w:t>链接:</w:t>
       </w:r>
-      <w:hyperlink r:id="rId19">
+      <w:hyperlink r:id="rId18">
         <w:r>
           <w:rPr>
             <w:color w:val="0563C1"/>
@@ -652,7 +601,7 @@
         </w:rPr>
         <w:t>链接:</w:t>
       </w:r>
-      <w:hyperlink r:id="rId20">
+      <w:hyperlink r:id="rId19">
         <w:r>
           <w:rPr>
             <w:color w:val="0563C1"/>
@@ -703,13 +652,64 @@
         </w:rPr>
         <w:t>链接:</w:t>
       </w:r>
+      <w:hyperlink r:id="rId20">
+        <w:r>
+          <w:rPr>
+            <w:color w:val="0563C1"/>
+            <w:u w:val="single"/>
+          </w:rPr>
+          <w:t>闪极 loomos"好看的不像AI眼镜发布会"定档8月18日武汉</w:t>
+        </w:r>
+      </w:hyperlink>
+    </w:p>
+    <w:p>
+      <w:pPr>
+        <w:pStyle w:val="Heading3"/>
+      </w:pPr>
+      <w:r>
+        <w:rPr>
+          <w:rFonts w:ascii="Times New Roman" w:hAnsi="Times New Roman" w:eastAsia="黑体"/>
+          <w:b w:val="0"/>
+          <w:color w:val="888888"/>
+          <w:sz w:val="24"/>
+        </w:rPr>
+        <w:t>【C级·参考】</w:t>
+      </w:r>
+      <w:r>
+        <w:rPr>
+          <w:rFonts w:ascii="Times New Roman" w:hAnsi="Times New Roman" w:eastAsia="黑体"/>
+          <w:b w:val="0"/>
+          <w:color w:val="888888"/>
+          <w:sz w:val="24"/>
+        </w:rPr>
+        <w:t>京东发布Q2财报：AI眼镜、AIPC 等AI趋势品类成交额同比增长125%</w:t>
+      </w:r>
+    </w:p>
+    <w:p>
+      <w:r>
+        <w:rPr>
+          <w:rFonts w:ascii="Times New Roman" w:hAnsi="Times New Roman" w:eastAsia="宋体"/>
+          <w:color w:val="888888"/>
+          <w:sz w:val="18"/>
+        </w:rPr>
+        <w:t>来源:Bing新闻 | 时间:08-13 14:30</w:t>
+      </w:r>
+    </w:p>
+    <w:p>
+      <w:r>
+        <w:rPr>
+          <w:rFonts w:ascii="Times New Roman" w:hAnsi="Times New Roman" w:eastAsia="宋体"/>
+          <w:sz w:val="18"/>
+        </w:rPr>
+        <w:t>链接:</w:t>
+      </w:r>
       <w:hyperlink r:id="rId21">
         <w:r>
           <w:rPr>
             <w:color w:val="0563C1"/>
             <w:u w:val="single"/>
           </w:rPr>
-          <w:t>闪极 loomos"好看的不像AI眼镜发布会"定档8月18日武汉</w:t>
+          <w:t>京东发布Q2财报：AI眼镜、AIPC 等AI趋势品类成交额同比增长125%</w:t>
         </w:r>
       </w:hyperlink>
     </w:p>
@@ -931,57 +931,6 @@
     </w:p>
     <w:p>
       <w:pPr>
-        <w:pStyle w:val="Heading3"/>
-      </w:pPr>
-      <w:r>
-        <w:rPr>
-          <w:rFonts w:ascii="Times New Roman" w:hAnsi="Times New Roman" w:eastAsia="黑体"/>
-          <w:b w:val="0"/>
-          <w:color w:val="888888"/>
-          <w:sz w:val="24"/>
-        </w:rPr>
-        <w:t>【C级·参考】</w:t>
-      </w:r>
-      <w:r>
-        <w:rPr>
-          <w:rFonts w:ascii="Times New Roman" w:hAnsi="Times New Roman" w:eastAsia="黑体"/>
-          <w:b w:val="0"/>
-          <w:color w:val="888888"/>
-          <w:sz w:val="24"/>
-        </w:rPr>
-        <w:t>极氪 Eva 车载机器人上架京东：主动追踪、智能转向，预售价 799 元</w:t>
-      </w:r>
-    </w:p>
-    <w:p>
-      <w:r>
-        <w:rPr>
-          <w:rFonts w:ascii="Times New Roman" w:hAnsi="Times New Roman" w:eastAsia="宋体"/>
-          <w:color w:val="888888"/>
-          <w:sz w:val="18"/>
-        </w:rPr>
-        <w:t>来源:IT之家 | 时间:08-14 14:52</w:t>
-      </w:r>
-    </w:p>
-    <w:p>
-      <w:r>
-        <w:rPr>
-          <w:rFonts w:ascii="Times New Roman" w:hAnsi="Times New Roman" w:eastAsia="宋体"/>
-          <w:sz w:val="18"/>
-        </w:rPr>
-        <w:t>链接:</w:t>
-      </w:r>
-      <w:hyperlink r:id="rId26">
-        <w:r>
-          <w:rPr>
-            <w:color w:val="0563C1"/>
-            <w:u w:val="single"/>
-          </w:rPr>
-          <w:t>极氪 Eva 车载机器人上架京东：主动追踪、智能转向，预售价 799 元</w:t>
-        </w:r>
-      </w:hyperlink>
-    </w:p>
-    <w:p>
-      <w:pPr>
         <w:pStyle w:val="Heading2"/>
       </w:pPr>
       <w:r>
@@ -1050,7 +999,7 @@
         </w:rPr>
         <w:t>链接:</w:t>
       </w:r>
-      <w:hyperlink r:id="rId27">
+      <w:hyperlink r:id="rId26">
         <w:r>
           <w:rPr>
             <w:color w:val="0563C1"/>
@@ -1113,7 +1062,7 @@
         </w:rPr>
         <w:t>链接:</w:t>
       </w:r>
-      <w:hyperlink r:id="rId28">
+      <w:hyperlink r:id="rId27">
         <w:r>
           <w:rPr>
             <w:color w:val="0563C1"/>
@@ -1164,7 +1113,7 @@
         </w:rPr>
         <w:t>链接:</w:t>
       </w:r>
-      <w:hyperlink r:id="rId29">
+      <w:hyperlink r:id="rId28">
         <w:r>
           <w:rPr>
             <w:color w:val="0563C1"/>
@@ -1215,7 +1164,7 @@
         </w:rPr>
         <w:t>链接:</w:t>
       </w:r>
-      <w:hyperlink r:id="rId30">
+      <w:hyperlink r:id="rId29">
         <w:r>
           <w:rPr>
             <w:color w:val="0563C1"/>
@@ -1266,7 +1215,7 @@
         </w:rPr>
         <w:t>链接:</w:t>
       </w:r>
-      <w:hyperlink r:id="rId31">
+      <w:hyperlink r:id="rId30">
         <w:r>
           <w:rPr>
             <w:color w:val="0563C1"/>
@@ -1317,7 +1266,7 @@
         </w:rPr>
         <w:t>链接:</w:t>
       </w:r>
-      <w:hyperlink r:id="rId32">
+      <w:hyperlink r:id="rId31">
         <w:r>
           <w:rPr>
             <w:color w:val="0563C1"/>
@@ -1368,7 +1317,7 @@
         </w:rPr>
         <w:t>链接:</w:t>
       </w:r>
-      <w:hyperlink r:id="rId33">
+      <w:hyperlink r:id="rId32">
         <w:r>
           <w:rPr>
             <w:color w:val="0563C1"/>
@@ -1419,7 +1368,7 @@
         </w:rPr>
         <w:t>链接:</w:t>
       </w:r>
-      <w:hyperlink r:id="rId34">
+      <w:hyperlink r:id="rId33">
         <w:r>
           <w:rPr>
             <w:color w:val="0563C1"/>
@@ -1470,7 +1419,7 @@
         </w:rPr>
         <w:t>链接:</w:t>
       </w:r>
-      <w:hyperlink r:id="rId35">
+      <w:hyperlink r:id="rId34">
         <w:r>
           <w:rPr>
             <w:color w:val="0563C1"/>
@@ -1521,7 +1470,7 @@
         </w:rPr>
         <w:t>链接:</w:t>
       </w:r>
-      <w:hyperlink r:id="rId36">
+      <w:hyperlink r:id="rId35">
         <w:r>
           <w:rPr>
             <w:color w:val="0563C1"/>
@@ -1572,7 +1521,7 @@
         </w:rPr>
         <w:t>链接:</w:t>
       </w:r>
-      <w:hyperlink r:id="rId37">
+      <w:hyperlink r:id="rId36">
         <w:r>
           <w:rPr>
             <w:color w:val="0563C1"/>
@@ -1635,7 +1584,7 @@
         </w:rPr>
         <w:t>链接:</w:t>
       </w:r>
-      <w:hyperlink r:id="rId38">
+      <w:hyperlink r:id="rId37">
         <w:r>
           <w:rPr>
             <w:color w:val="0563C1"/>
